--- a/courseware/LP-CompTIA-Linux-Plus-XK0-006.docx
+++ b/courseware/LP-CompTIA-Linux-Plus-XK0-006.docx
@@ -364,7 +364,7 @@
                 <w:rFonts w:ascii="Arial" w:hAnsi="Arial"/>
                 <w:sz w:val="19"/>
               </w:rPr>
-              <w:t>1 Jul 2026</w:t>
+              <w:t>2 Jul 2026</w:t>
             </w:r>
           </w:p>
         </w:tc>
@@ -379,7 +379,7 @@
                 <w:rFonts w:ascii="Arial" w:hAnsi="Arial"/>
                 <w:sz w:val="19"/>
               </w:rPr>
-              <w:t>Initial release — aligned to CompTIA Linux+ XK0-006 V8 exam domains and the 30 hands-on labs.</w:t>
+              <w:t>Initial release — CompTIA Linux+ XK0-006 V8 2-day lesson plan aligned to the 30 labs, the five exam domains and the slide deck (slide numbers cited).</w:t>
             </w:r>
           </w:p>
         </w:tc>
@@ -438,19 +438,300 @@
         <w:pStyle w:val="Heading1"/>
       </w:pPr>
       <w:r>
-        <w:t>Course Overview</w:t>
+        <w:t>Course Information</w:t>
       </w:r>
     </w:p>
-    <w:p>
-      <w:r>
-        <w:rPr>
-          <w:rFonts w:ascii="Arial" w:hAnsi="Arial"/>
-          <w:color w:val="111827"/>
-          <w:sz w:val="22"/>
-        </w:rPr>
-        <w:t>CompTIA Certified Linux+ Training (XK0-006) (TGS-2024048316) is a 2-day, hands-on WSQ course that prepares learners to configure, manage, operate and troubleshoot Linux server environments while applying security best practices, scripting, containerization, virtualization and automation. The course is fully aligned to the five CompTIA Linux+ XK0-006 V8 exam domains and is delivered through 30 practical labs on the free Killercoda Ubuntu Playground.</w:t>
-      </w:r>
-    </w:p>
+    <w:tbl>
+      <w:tblPr>
+        <w:tblStyle w:val="TableGrid"/>
+        <w:tblW w:type="auto" w:w="0"/>
+        <w:tblLook w:firstColumn="1" w:firstRow="1" w:lastColumn="0" w:lastRow="0" w:noHBand="0" w:noVBand="1" w:val="04A0"/>
+      </w:tblPr>
+      <w:tblGrid>
+        <w:gridCol w:w="4320"/>
+        <w:gridCol w:w="4320"/>
+      </w:tblGrid>
+      <w:tr>
+        <w:tc>
+          <w:tcPr>
+            <w:tcW w:type="dxa" w:w="4320"/>
+            <w:shd w:val="clear" w:color="auto" w:fill="FDECEE"/>
+          </w:tcPr>
+          <w:p>
+            <w:r/>
+            <w:r>
+              <w:rPr>
+                <w:rFonts w:ascii="Arial" w:hAnsi="Arial"/>
+                <w:b/>
+                <w:sz w:val="20"/>
+              </w:rPr>
+              <w:t>Course Title</w:t>
+            </w:r>
+          </w:p>
+        </w:tc>
+        <w:tc>
+          <w:tcPr>
+            <w:tcW w:type="dxa" w:w="4320"/>
+          </w:tcPr>
+          <w:p>
+            <w:r/>
+            <w:r>
+              <w:rPr>
+                <w:rFonts w:ascii="Arial" w:hAnsi="Arial"/>
+                <w:b w:val="0"/>
+                <w:sz w:val="20"/>
+              </w:rPr>
+              <w:t>CompTIA Certified Linux+ Training (XK0-006)</w:t>
+            </w:r>
+          </w:p>
+        </w:tc>
+      </w:tr>
+      <w:tr>
+        <w:tc>
+          <w:tcPr>
+            <w:tcW w:type="dxa" w:w="4320"/>
+            <w:shd w:val="clear" w:color="auto" w:fill="FDECEE"/>
+          </w:tcPr>
+          <w:p>
+            <w:r/>
+            <w:r>
+              <w:rPr>
+                <w:rFonts w:ascii="Arial" w:hAnsi="Arial"/>
+                <w:b/>
+                <w:sz w:val="20"/>
+              </w:rPr>
+              <w:t>WSQ Course Reference</w:t>
+            </w:r>
+          </w:p>
+        </w:tc>
+        <w:tc>
+          <w:tcPr>
+            <w:tcW w:type="dxa" w:w="4320"/>
+          </w:tcPr>
+          <w:p>
+            <w:r/>
+            <w:r>
+              <w:rPr>
+                <w:rFonts w:ascii="Arial" w:hAnsi="Arial"/>
+                <w:b w:val="0"/>
+                <w:sz w:val="20"/>
+              </w:rPr>
+              <w:t>TGS-2024048316</w:t>
+            </w:r>
+          </w:p>
+        </w:tc>
+      </w:tr>
+      <w:tr>
+        <w:tc>
+          <w:tcPr>
+            <w:tcW w:type="dxa" w:w="4320"/>
+            <w:shd w:val="clear" w:color="auto" w:fill="FDECEE"/>
+          </w:tcPr>
+          <w:p>
+            <w:r/>
+            <w:r>
+              <w:rPr>
+                <w:rFonts w:ascii="Arial" w:hAnsi="Arial"/>
+                <w:b/>
+                <w:sz w:val="20"/>
+              </w:rPr>
+              <w:t>Certification Exam</w:t>
+            </w:r>
+          </w:p>
+        </w:tc>
+        <w:tc>
+          <w:tcPr>
+            <w:tcW w:type="dxa" w:w="4320"/>
+          </w:tcPr>
+          <w:p>
+            <w:r/>
+            <w:r>
+              <w:rPr>
+                <w:rFonts w:ascii="Arial" w:hAnsi="Arial"/>
+                <w:b w:val="0"/>
+                <w:sz w:val="20"/>
+              </w:rPr>
+              <w:t>CompTIA Linux+ XK0-006 V8</w:t>
+            </w:r>
+          </w:p>
+        </w:tc>
+      </w:tr>
+      <w:tr>
+        <w:tc>
+          <w:tcPr>
+            <w:tcW w:type="dxa" w:w="4320"/>
+            <w:shd w:val="clear" w:color="auto" w:fill="FDECEE"/>
+          </w:tcPr>
+          <w:p>
+            <w:r/>
+            <w:r>
+              <w:rPr>
+                <w:rFonts w:ascii="Arial" w:hAnsi="Arial"/>
+                <w:b/>
+                <w:sz w:val="20"/>
+              </w:rPr>
+              <w:t>Training Provider</w:t>
+            </w:r>
+          </w:p>
+        </w:tc>
+        <w:tc>
+          <w:tcPr>
+            <w:tcW w:type="dxa" w:w="4320"/>
+          </w:tcPr>
+          <w:p>
+            <w:r/>
+            <w:r>
+              <w:rPr>
+                <w:rFonts w:ascii="Arial" w:hAnsi="Arial"/>
+                <w:b w:val="0"/>
+                <w:sz w:val="20"/>
+              </w:rPr>
+              <w:t>Tertiary Infotech Academy Pte Ltd  (UEN 201200696W)</w:t>
+            </w:r>
+          </w:p>
+        </w:tc>
+      </w:tr>
+      <w:tr>
+        <w:tc>
+          <w:tcPr>
+            <w:tcW w:type="dxa" w:w="4320"/>
+            <w:shd w:val="clear" w:color="auto" w:fill="FDECEE"/>
+          </w:tcPr>
+          <w:p>
+            <w:r/>
+            <w:r>
+              <w:rPr>
+                <w:rFonts w:ascii="Arial" w:hAnsi="Arial"/>
+                <w:b/>
+                <w:sz w:val="20"/>
+              </w:rPr>
+              <w:t>Duration</w:t>
+            </w:r>
+          </w:p>
+        </w:tc>
+        <w:tc>
+          <w:tcPr>
+            <w:tcW w:type="dxa" w:w="4320"/>
+          </w:tcPr>
+          <w:p>
+            <w:r/>
+            <w:r>
+              <w:rPr>
+                <w:rFonts w:ascii="Arial" w:hAnsi="Arial"/>
+                <w:b w:val="0"/>
+                <w:sz w:val="20"/>
+              </w:rPr>
+              <w:t>2 days · 8 training hours per day (16 hours)</w:t>
+            </w:r>
+          </w:p>
+        </w:tc>
+      </w:tr>
+      <w:tr>
+        <w:tc>
+          <w:tcPr>
+            <w:tcW w:type="dxa" w:w="4320"/>
+            <w:shd w:val="clear" w:color="auto" w:fill="FDECEE"/>
+          </w:tcPr>
+          <w:p>
+            <w:r/>
+            <w:r>
+              <w:rPr>
+                <w:rFonts w:ascii="Arial" w:hAnsi="Arial"/>
+                <w:b/>
+                <w:sz w:val="20"/>
+              </w:rPr>
+              <w:t>Daily Timing</w:t>
+            </w:r>
+          </w:p>
+        </w:tc>
+        <w:tc>
+          <w:tcPr>
+            <w:tcW w:type="dxa" w:w="4320"/>
+          </w:tcPr>
+          <w:p>
+            <w:r/>
+            <w:r>
+              <w:rPr>
+                <w:rFonts w:ascii="Arial" w:hAnsi="Arial"/>
+                <w:b w:val="0"/>
+                <w:sz w:val="20"/>
+              </w:rPr>
+              <w:t>9:00 am – 6:00 pm (1-hour lunch; tea breaks within training time)</w:t>
+            </w:r>
+          </w:p>
+        </w:tc>
+      </w:tr>
+      <w:tr>
+        <w:tc>
+          <w:tcPr>
+            <w:tcW w:type="dxa" w:w="4320"/>
+            <w:shd w:val="clear" w:color="auto" w:fill="FDECEE"/>
+          </w:tcPr>
+          <w:p>
+            <w:r/>
+            <w:r>
+              <w:rPr>
+                <w:rFonts w:ascii="Arial" w:hAnsi="Arial"/>
+                <w:b/>
+                <w:sz w:val="20"/>
+              </w:rPr>
+              <w:t>Mode</w:t>
+            </w:r>
+          </w:p>
+        </w:tc>
+        <w:tc>
+          <w:tcPr>
+            <w:tcW w:type="dxa" w:w="4320"/>
+          </w:tcPr>
+          <w:p>
+            <w:r/>
+            <w:r>
+              <w:rPr>
+                <w:rFonts w:ascii="Arial" w:hAnsi="Arial"/>
+                <w:b w:val="0"/>
+                <w:sz w:val="20"/>
+              </w:rPr>
+              <w:t>Instructor-led, hands-on labs on the free Killercoda Ubuntu Playground</w:t>
+            </w:r>
+          </w:p>
+        </w:tc>
+      </w:tr>
+      <w:tr>
+        <w:tc>
+          <w:tcPr>
+            <w:tcW w:type="dxa" w:w="4320"/>
+            <w:shd w:val="clear" w:color="auto" w:fill="FDECEE"/>
+          </w:tcPr>
+          <w:p>
+            <w:r/>
+            <w:r>
+              <w:rPr>
+                <w:rFonts w:ascii="Arial" w:hAnsi="Arial"/>
+                <w:b/>
+                <w:sz w:val="20"/>
+              </w:rPr>
+              <w:t>Trainer</w:t>
+            </w:r>
+          </w:p>
+        </w:tc>
+        <w:tc>
+          <w:tcPr>
+            <w:tcW w:type="dxa" w:w="4320"/>
+          </w:tcPr>
+          <w:p>
+            <w:r/>
+            <w:r>
+              <w:rPr>
+                <w:rFonts w:ascii="Arial" w:hAnsi="Arial"/>
+                <w:b w:val="0"/>
+                <w:sz w:val="20"/>
+              </w:rPr>
+              <w:t>Dr. Alfred Ang</w:t>
+            </w:r>
+          </w:p>
+        </w:tc>
+      </w:tr>
+    </w:tbl>
     <w:p>
       <w:pPr>
         <w:pStyle w:val="Heading1"/>
@@ -463,10 +744,11 @@
       <w:r>
         <w:rPr>
           <w:rFonts w:ascii="Arial" w:hAnsi="Arial"/>
+          <w:b w:val="0"/>
           <w:color w:val="111827"/>
           <w:sz w:val="22"/>
         </w:rPr>
-        <w:t>By the end of this course, participants will be able to:</w:t>
+        <w:t>On completion of this course, learners will be able to:</w:t>
       </w:r>
     </w:p>
     <w:p>
@@ -539,6 +821,92 @@
         <w:pStyle w:val="Heading1"/>
       </w:pPr>
       <w:r>
+        <w:t>Assessment</w:t>
+      </w:r>
+    </w:p>
+    <w:p>
+      <w:pPr>
+        <w:pStyle w:val="ListBullet"/>
+      </w:pPr>
+      <w:r>
+        <w:rPr>
+          <w:rFonts w:ascii="Arial" w:hAnsi="Arial"/>
+          <w:color w:val="111827"/>
+          <w:sz w:val="21"/>
+        </w:rPr>
+        <w:t>Written Assessment (WA) — Short-Answer Questions (SAQ), 1 hour, open book — aligned to the course slides.</w:t>
+      </w:r>
+    </w:p>
+    <w:p>
+      <w:pPr>
+        <w:pStyle w:val="ListBullet"/>
+      </w:pPr>
+      <w:r>
+        <w:rPr>
+          <w:rFonts w:ascii="Arial" w:hAnsi="Arial"/>
+          <w:color w:val="111827"/>
+          <w:sz w:val="21"/>
+        </w:rPr>
+        <w:t>Practical Performance (PP) — hands-on Linux tasks, 1 hour, open book — aligned to the course labs.</w:t>
+      </w:r>
+    </w:p>
+    <w:p>
+      <w:pPr>
+        <w:pStyle w:val="ListBullet"/>
+      </w:pPr>
+      <w:r>
+        <w:rPr>
+          <w:rFonts w:ascii="Arial" w:hAnsi="Arial"/>
+          <w:color w:val="111827"/>
+          <w:sz w:val="21"/>
+        </w:rPr>
+        <w:t>Format: Open Book — course slides, Learner Guide and approved materials only.</w:t>
+      </w:r>
+    </w:p>
+    <w:p>
+      <w:pPr>
+        <w:pStyle w:val="ListBullet"/>
+      </w:pPr>
+      <w:r>
+        <w:rPr>
+          <w:rFonts w:ascii="Arial" w:hAnsi="Arial"/>
+          <w:color w:val="111827"/>
+          <w:sz w:val="21"/>
+        </w:rPr>
+        <w:t>The final assessment is conducted on Day 2 from 4:00 pm (WA 4:00–5:00, PP 5:00–6:00).</w:t>
+      </w:r>
+    </w:p>
+    <w:p>
+      <w:pPr>
+        <w:pStyle w:val="ListBullet"/>
+      </w:pPr>
+      <w:r>
+        <w:rPr>
+          <w:rFonts w:ascii="Arial" w:hAnsi="Arial"/>
+          <w:color w:val="111827"/>
+          <w:sz w:val="21"/>
+        </w:rPr>
+        <w:t>A minimum of 75% attendance is required to be eligible for assessment and funding.</w:t>
+      </w:r>
+    </w:p>
+    <w:p>
+      <w:pPr>
+        <w:pStyle w:val="ListBullet"/>
+      </w:pPr>
+      <w:r>
+        <w:rPr>
+          <w:rFonts w:ascii="Arial" w:hAnsi="Arial"/>
+          <w:color w:val="111827"/>
+          <w:sz w:val="21"/>
+        </w:rPr>
+        <w:t>Courseware and the assessment are on the LMS — https://lms-tms.tertiaryinfotech.com/.</w:t>
+      </w:r>
+    </w:p>
+    <w:p>
+      <w:pPr>
+        <w:pStyle w:val="Heading1"/>
+      </w:pPr>
+      <w:r>
         <w:t>Exam Domain Coverage</w:t>
       </w:r>
     </w:p>
@@ -546,10 +914,11 @@
       <w:r>
         <w:rPr>
           <w:rFonts w:ascii="Arial" w:hAnsi="Arial"/>
+          <w:b w:val="0"/>
           <w:color w:val="111827"/>
           <w:sz w:val="22"/>
         </w:rPr>
-        <w:t>The course maps 1:1 to the CompTIA Linux+ XK0-006 V8 exam blueprint. Each domain's weighting and the labs that cover it:</w:t>
+        <w:t>The course maps 1:1 to the CompTIA Linux+ XK0-006 exam blueprint. Each domain, its exam weighting, the labs that cover it, and the deck slides:</w:t>
       </w:r>
     </w:p>
     <w:tbl>
@@ -634,7 +1003,7 @@
                 <w:color w:val="FFFFFF"/>
                 <w:sz w:val="20"/>
               </w:rPr>
-              <w:t>Sub-objectives</w:t>
+              <w:t>Deck Slides</w:t>
             </w:r>
           </w:p>
         </w:tc>
@@ -643,6 +1012,7 @@
         <w:tc>
           <w:tcPr>
             <w:tcW w:type="dxa" w:w="2160"/>
+            <w:shd w:val="clear" w:color="auto" w:fill="FDECEE"/>
           </w:tcPr>
           <w:p>
             <w:r/>
@@ -650,7 +1020,6 @@
               <w:rPr>
                 <w:rFonts w:ascii="Arial" w:hAnsi="Arial"/>
                 <w:b/>
-                <w:color w:val="111827"/>
                 <w:sz w:val="19"/>
               </w:rPr>
               <w:t>1. System Management</w:t>
@@ -670,7 +1039,6 @@
               <w:rPr>
                 <w:rFonts w:ascii="Arial" w:hAnsi="Arial"/>
                 <w:b w:val="0"/>
-                <w:color w:val="111827"/>
                 <w:sz w:val="19"/>
               </w:rPr>
               <w:t>23%</w:t>
@@ -690,7 +1058,6 @@
               <w:rPr>
                 <w:rFonts w:ascii="Arial" w:hAnsi="Arial"/>
                 <w:b w:val="0"/>
-                <w:color w:val="111827"/>
                 <w:sz w:val="19"/>
               </w:rPr>
               <w:t>1–7</w:t>
@@ -702,15 +1069,17 @@
             <w:tcW w:type="dxa" w:w="2160"/>
           </w:tcPr>
           <w:p>
+            <w:pPr>
+              <w:jc w:val="center"/>
+            </w:pPr>
             <w:r/>
             <w:r>
               <w:rPr>
                 <w:rFonts w:ascii="Arial" w:hAnsi="Arial"/>
                 <w:b w:val="0"/>
-                <w:color w:val="111827"/>
                 <w:sz w:val="19"/>
               </w:rPr>
-              <w:t>1.1, 1.2, 1.3, 1.4, 1.5, 1.6, 1.7</w:t>
+              <w:t>20–88</w:t>
             </w:r>
           </w:p>
         </w:tc>
@@ -719,6 +1088,7 @@
         <w:tc>
           <w:tcPr>
             <w:tcW w:type="dxa" w:w="2160"/>
+            <w:shd w:val="clear" w:color="auto" w:fill="FDECEE"/>
           </w:tcPr>
           <w:p>
             <w:r/>
@@ -726,7 +1096,6 @@
               <w:rPr>
                 <w:rFonts w:ascii="Arial" w:hAnsi="Arial"/>
                 <w:b/>
-                <w:color w:val="111827"/>
                 <w:sz w:val="19"/>
               </w:rPr>
               <w:t>2. Services and User Management</w:t>
@@ -746,7 +1115,6 @@
               <w:rPr>
                 <w:rFonts w:ascii="Arial" w:hAnsi="Arial"/>
                 <w:b w:val="0"/>
-                <w:color w:val="111827"/>
                 <w:sz w:val="19"/>
               </w:rPr>
               <w:t>20%</w:t>
@@ -766,7 +1134,6 @@
               <w:rPr>
                 <w:rFonts w:ascii="Arial" w:hAnsi="Arial"/>
                 <w:b w:val="0"/>
-                <w:color w:val="111827"/>
                 <w:sz w:val="19"/>
               </w:rPr>
               <w:t>8–13</w:t>
@@ -778,15 +1145,17 @@
             <w:tcW w:type="dxa" w:w="2160"/>
           </w:tcPr>
           <w:p>
+            <w:pPr>
+              <w:jc w:val="center"/>
+            </w:pPr>
             <w:r/>
             <w:r>
               <w:rPr>
                 <w:rFonts w:ascii="Arial" w:hAnsi="Arial"/>
                 <w:b w:val="0"/>
-                <w:color w:val="111827"/>
                 <w:sz w:val="19"/>
               </w:rPr>
-              <w:t>2.1, 2.2, 2.3, 2.4, 2.5, 2.6</w:t>
+              <w:t>86–147</w:t>
             </w:r>
           </w:p>
         </w:tc>
@@ -795,6 +1164,7 @@
         <w:tc>
           <w:tcPr>
             <w:tcW w:type="dxa" w:w="2160"/>
+            <w:shd w:val="clear" w:color="auto" w:fill="FDECEE"/>
           </w:tcPr>
           <w:p>
             <w:r/>
@@ -802,7 +1172,6 @@
               <w:rPr>
                 <w:rFonts w:ascii="Arial" w:hAnsi="Arial"/>
                 <w:b/>
-                <w:color w:val="111827"/>
                 <w:sz w:val="19"/>
               </w:rPr>
               <w:t>3. Security</w:t>
@@ -822,7 +1191,6 @@
               <w:rPr>
                 <w:rFonts w:ascii="Arial" w:hAnsi="Arial"/>
                 <w:b w:val="0"/>
-                <w:color w:val="111827"/>
                 <w:sz w:val="19"/>
               </w:rPr>
               <w:t>18%</w:t>
@@ -842,7 +1210,6 @@
               <w:rPr>
                 <w:rFonts w:ascii="Arial" w:hAnsi="Arial"/>
                 <w:b w:val="0"/>
-                <w:color w:val="111827"/>
                 <w:sz w:val="19"/>
               </w:rPr>
               <w:t>14–19</w:t>
@@ -854,15 +1221,17 @@
             <w:tcW w:type="dxa" w:w="2160"/>
           </w:tcPr>
           <w:p>
+            <w:pPr>
+              <w:jc w:val="center"/>
+            </w:pPr>
             <w:r/>
             <w:r>
               <w:rPr>
                 <w:rFonts w:ascii="Arial" w:hAnsi="Arial"/>
                 <w:b w:val="0"/>
-                <w:color w:val="111827"/>
                 <w:sz w:val="19"/>
               </w:rPr>
-              <w:t>3.1, 3.2, 3.3, 3.4, 3.5, 3.6</w:t>
+              <w:t>145–206</w:t>
             </w:r>
           </w:p>
         </w:tc>
@@ -871,6 +1240,7 @@
         <w:tc>
           <w:tcPr>
             <w:tcW w:type="dxa" w:w="2160"/>
+            <w:shd w:val="clear" w:color="auto" w:fill="FDECEE"/>
           </w:tcPr>
           <w:p>
             <w:r/>
@@ -878,7 +1248,6 @@
               <w:rPr>
                 <w:rFonts w:ascii="Arial" w:hAnsi="Arial"/>
                 <w:b/>
-                <w:color w:val="111827"/>
                 <w:sz w:val="19"/>
               </w:rPr>
               <w:t>4. Automation, Orchestration, and Scripting</w:t>
@@ -898,7 +1267,6 @@
               <w:rPr>
                 <w:rFonts w:ascii="Arial" w:hAnsi="Arial"/>
                 <w:b w:val="0"/>
-                <w:color w:val="111827"/>
                 <w:sz w:val="19"/>
               </w:rPr>
               <w:t>17%</w:t>
@@ -918,7 +1286,6 @@
               <w:rPr>
                 <w:rFonts w:ascii="Arial" w:hAnsi="Arial"/>
                 <w:b w:val="0"/>
-                <w:color w:val="111827"/>
                 <w:sz w:val="19"/>
               </w:rPr>
               <w:t>20–24</w:t>
@@ -930,15 +1297,17 @@
             <w:tcW w:type="dxa" w:w="2160"/>
           </w:tcPr>
           <w:p>
+            <w:pPr>
+              <w:jc w:val="center"/>
+            </w:pPr>
             <w:r/>
             <w:r>
               <w:rPr>
                 <w:rFonts w:ascii="Arial" w:hAnsi="Arial"/>
                 <w:b w:val="0"/>
-                <w:color w:val="111827"/>
                 <w:sz w:val="19"/>
               </w:rPr>
-              <w:t>4.1, 4.2, 4.3, 4.4, 4.5</w:t>
+              <w:t>204–255</w:t>
             </w:r>
           </w:p>
         </w:tc>
@@ -947,6 +1316,7 @@
         <w:tc>
           <w:tcPr>
             <w:tcW w:type="dxa" w:w="2160"/>
+            <w:shd w:val="clear" w:color="auto" w:fill="FDECEE"/>
           </w:tcPr>
           <w:p>
             <w:r/>
@@ -954,7 +1324,6 @@
               <w:rPr>
                 <w:rFonts w:ascii="Arial" w:hAnsi="Arial"/>
                 <w:b/>
-                <w:color w:val="111827"/>
                 <w:sz w:val="19"/>
               </w:rPr>
               <w:t>5. Troubleshooting</w:t>
@@ -974,7 +1343,6 @@
               <w:rPr>
                 <w:rFonts w:ascii="Arial" w:hAnsi="Arial"/>
                 <w:b w:val="0"/>
-                <w:color w:val="111827"/>
                 <w:sz w:val="19"/>
               </w:rPr>
               <w:t>22%</w:t>
@@ -994,7 +1362,6 @@
               <w:rPr>
                 <w:rFonts w:ascii="Arial" w:hAnsi="Arial"/>
                 <w:b w:val="0"/>
-                <w:color w:val="111827"/>
                 <w:sz w:val="19"/>
               </w:rPr>
               <w:t>25–30</w:t>
@@ -1006,15 +1373,17 @@
             <w:tcW w:type="dxa" w:w="2160"/>
           </w:tcPr>
           <w:p>
+            <w:pPr>
+              <w:jc w:val="center"/>
+            </w:pPr>
             <w:r/>
             <w:r>
               <w:rPr>
                 <w:rFonts w:ascii="Arial" w:hAnsi="Arial"/>
                 <w:b w:val="0"/>
-                <w:color w:val="111827"/>
                 <w:sz w:val="19"/>
               </w:rPr>
-              <w:t>5.1, 5.2, 5.3, 5.4, 5.5</w:t>
+              <w:t>253–318</w:t>
             </w:r>
           </w:p>
         </w:tc>
@@ -1032,10 +1401,11 @@
       <w:r>
         <w:rPr>
           <w:rFonts w:ascii="Arial" w:hAnsi="Arial"/>
+          <w:b w:val="0"/>
           <w:color w:val="111827"/>
           <w:sz w:val="22"/>
         </w:rPr>
-        <w:t>Each training day runs 9:00 AM – 6:00 PM and delivers 8 instructional hours (1-hour lunch; tea breaks counted within teaching time).</w:t>
+        <w:t>Each training day runs 9:00 am – 6:00 pm and delivers 8 instructional hours (1-hour lunch; tea breaks counted within training time). The Slides column cites the deck page range the trainer runs for each teaching session.</w:t>
       </w:r>
     </w:p>
     <w:p>
@@ -1054,15 +1424,16 @@
         <w:tblLook w:firstColumn="1" w:firstRow="1" w:lastColumn="0" w:lastRow="0" w:noHBand="0" w:noVBand="1" w:val="04A0"/>
       </w:tblPr>
       <w:tblGrid>
-        <w:gridCol w:w="2160"/>
-        <w:gridCol w:w="2160"/>
-        <w:gridCol w:w="2160"/>
-        <w:gridCol w:w="2160"/>
+        <w:gridCol w:w="1728"/>
+        <w:gridCol w:w="1728"/>
+        <w:gridCol w:w="1728"/>
+        <w:gridCol w:w="1728"/>
+        <w:gridCol w:w="1728"/>
       </w:tblGrid>
       <w:tr>
         <w:tc>
           <w:tcPr>
-            <w:tcW w:type="dxa" w:w="1728"/>
+            <w:tcW w:type="dxa" w:w="1512"/>
             <w:shd w:val="clear" w:color="auto" w:fill="C8102E"/>
           </w:tcPr>
           <w:p>
@@ -1080,7 +1451,7 @@
         </w:tc>
         <w:tc>
           <w:tcPr>
-            <w:tcW w:type="dxa" w:w="1440"/>
+            <w:tcW w:type="dxa" w:w="1080"/>
             <w:shd w:val="clear" w:color="auto" w:fill="C8102E"/>
           </w:tcPr>
           <w:p>
@@ -1098,7 +1469,7 @@
         </w:tc>
         <w:tc>
           <w:tcPr>
-            <w:tcW w:type="dxa" w:w="5184"/>
+            <w:tcW w:type="dxa" w:w="5328"/>
             <w:shd w:val="clear" w:color="auto" w:fill="C8102E"/>
           </w:tcPr>
           <w:p>
@@ -1116,7 +1487,7 @@
         </w:tc>
         <w:tc>
           <w:tcPr>
-            <w:tcW w:type="dxa" w:w="1728"/>
+            <w:tcW w:type="dxa" w:w="1800"/>
             <w:shd w:val="clear" w:color="auto" w:fill="C8102E"/>
           </w:tcPr>
           <w:p>
@@ -1132,11 +1503,29 @@
             </w:r>
           </w:p>
         </w:tc>
+        <w:tc>
+          <w:tcPr>
+            <w:tcW w:type="dxa" w:w="1224"/>
+            <w:shd w:val="clear" w:color="auto" w:fill="C8102E"/>
+          </w:tcPr>
+          <w:p>
+            <w:r/>
+            <w:r>
+              <w:rPr>
+                <w:rFonts w:ascii="Arial" w:hAnsi="Arial"/>
+                <w:b/>
+                <w:color w:val="FFFFFF"/>
+                <w:sz w:val="20"/>
+              </w:rPr>
+              <w:t>Slides</w:t>
+            </w:r>
+          </w:p>
+        </w:tc>
       </w:tr>
       <w:tr>
         <w:tc>
           <w:tcPr>
-            <w:tcW w:type="dxa" w:w="1728"/>
+            <w:tcW w:type="dxa" w:w="1512"/>
             <w:shd w:val="clear" w:color="auto" w:fill="EFF3FA"/>
           </w:tcPr>
           <w:p>
@@ -1145,16 +1534,15 @@
               <w:rPr>
                 <w:rFonts w:ascii="Arial" w:hAnsi="Arial"/>
                 <w:b w:val="0"/>
-                <w:color w:val="111827"/>
                 <w:sz w:val="19"/>
               </w:rPr>
-              <w:t>9:00 AM</w:t>
+              <w:t>9:00–9:15</w:t>
             </w:r>
           </w:p>
         </w:tc>
         <w:tc>
           <w:tcPr>
-            <w:tcW w:type="dxa" w:w="1440"/>
+            <w:tcW w:type="dxa" w:w="1080"/>
             <w:shd w:val="clear" w:color="auto" w:fill="EFF3FA"/>
           </w:tcPr>
           <w:p>
@@ -1163,7 +1551,6 @@
               <w:rPr>
                 <w:rFonts w:ascii="Arial" w:hAnsi="Arial"/>
                 <w:b w:val="0"/>
-                <w:color w:val="111827"/>
                 <w:sz w:val="19"/>
               </w:rPr>
               <w:t>15 min</w:t>
@@ -1172,7 +1559,7 @@
         </w:tc>
         <w:tc>
           <w:tcPr>
-            <w:tcW w:type="dxa" w:w="5184"/>
+            <w:tcW w:type="dxa" w:w="5328"/>
             <w:shd w:val="clear" w:color="auto" w:fill="EFF3FA"/>
           </w:tcPr>
           <w:p>
@@ -1181,16 +1568,15 @@
               <w:rPr>
                 <w:rFonts w:ascii="Arial" w:hAnsi="Arial"/>
                 <w:b w:val="0"/>
-                <w:color w:val="111827"/>
                 <w:sz w:val="19"/>
               </w:rPr>
-              <w:t>Digital Attendance (AM) via TRAQOM/LMS · Trainer &amp; Learner Introduction</w:t>
+              <w:t>Welcome, mandatory digital attendance (AM), trainer &amp; learner introduction</w:t>
             </w:r>
           </w:p>
         </w:tc>
         <w:tc>
           <w:tcPr>
-            <w:tcW w:type="dxa" w:w="1728"/>
+            <w:tcW w:type="dxa" w:w="1800"/>
             <w:shd w:val="clear" w:color="auto" w:fill="EFF3FA"/>
           </w:tcPr>
           <w:p>
@@ -1199,10 +1585,29 @@
               <w:rPr>
                 <w:rFonts w:ascii="Arial" w:hAnsi="Arial"/>
                 <w:b w:val="0"/>
-                <w:color w:val="111827"/>
                 <w:sz w:val="19"/>
               </w:rPr>
               <w:t>Admin</w:t>
+            </w:r>
+          </w:p>
+        </w:tc>
+        <w:tc>
+          <w:tcPr>
+            <w:tcW w:type="dxa" w:w="1224"/>
+            <w:shd w:val="clear" w:color="auto" w:fill="EFF3FA"/>
+          </w:tcPr>
+          <w:p>
+            <w:pPr>
+              <w:jc w:val="center"/>
+            </w:pPr>
+            <w:r/>
+            <w:r>
+              <w:rPr>
+                <w:rFonts w:ascii="Arial" w:hAnsi="Arial"/>
+                <w:b w:val="0"/>
+                <w:sz w:val="19"/>
+              </w:rPr>
+              <w:t>—</w:t>
             </w:r>
           </w:p>
         </w:tc>
@@ -1210,7 +1615,7 @@
       <w:tr>
         <w:tc>
           <w:tcPr>
-            <w:tcW w:type="dxa" w:w="1728"/>
+            <w:tcW w:type="dxa" w:w="1512"/>
             <w:shd w:val="clear" w:color="auto" w:fill="EFF3FA"/>
           </w:tcPr>
           <w:p>
@@ -1219,16 +1624,15 @@
               <w:rPr>
                 <w:rFonts w:ascii="Arial" w:hAnsi="Arial"/>
                 <w:b w:val="0"/>
-                <w:color w:val="111827"/>
                 <w:sz w:val="19"/>
               </w:rPr>
-              <w:t>9:15 AM</w:t>
+              <w:t>9:15–9:30</w:t>
             </w:r>
           </w:p>
         </w:tc>
         <w:tc>
           <w:tcPr>
-            <w:tcW w:type="dxa" w:w="1440"/>
+            <w:tcW w:type="dxa" w:w="1080"/>
             <w:shd w:val="clear" w:color="auto" w:fill="EFF3FA"/>
           </w:tcPr>
           <w:p>
@@ -1237,7 +1641,6 @@
               <w:rPr>
                 <w:rFonts w:ascii="Arial" w:hAnsi="Arial"/>
                 <w:b w:val="0"/>
-                <w:color w:val="111827"/>
                 <w:sz w:val="19"/>
               </w:rPr>
               <w:t>15 min</w:t>
@@ -1246,7 +1649,7 @@
         </w:tc>
         <w:tc>
           <w:tcPr>
-            <w:tcW w:type="dxa" w:w="5184"/>
+            <w:tcW w:type="dxa" w:w="5328"/>
             <w:shd w:val="clear" w:color="auto" w:fill="EFF3FA"/>
           </w:tcPr>
           <w:p>
@@ -1255,16 +1658,15 @@
               <w:rPr>
                 <w:rFonts w:ascii="Arial" w:hAnsi="Arial"/>
                 <w:b w:val="0"/>
-                <w:color w:val="111827"/>
                 <w:sz w:val="19"/>
               </w:rPr>
-              <w:t>Course Overview, Learning Outcomes &amp; Ground Rules</w:t>
+              <w:t>Course overview, learning outcomes and ground rules</w:t>
             </w:r>
           </w:p>
         </w:tc>
         <w:tc>
           <w:tcPr>
-            <w:tcW w:type="dxa" w:w="1728"/>
+            <w:tcW w:type="dxa" w:w="1800"/>
             <w:shd w:val="clear" w:color="auto" w:fill="EFF3FA"/>
           </w:tcPr>
           <w:p>
@@ -1273,10 +1675,29 @@
               <w:rPr>
                 <w:rFonts w:ascii="Arial" w:hAnsi="Arial"/>
                 <w:b w:val="0"/>
-                <w:color w:val="111827"/>
                 <w:sz w:val="19"/>
               </w:rPr>
-              <w:t>Lecture</w:t>
+              <w:t>Admin</w:t>
+            </w:r>
+          </w:p>
+        </w:tc>
+        <w:tc>
+          <w:tcPr>
+            <w:tcW w:type="dxa" w:w="1224"/>
+            <w:shd w:val="clear" w:color="auto" w:fill="EFF3FA"/>
+          </w:tcPr>
+          <w:p>
+            <w:pPr>
+              <w:jc w:val="center"/>
+            </w:pPr>
+            <w:r/>
+            <w:r>
+              <w:rPr>
+                <w:rFonts w:ascii="Arial" w:hAnsi="Arial"/>
+                <w:b w:val="0"/>
+                <w:sz w:val="19"/>
+              </w:rPr>
+              <w:t>—</w:t>
             </w:r>
           </w:p>
         </w:tc>
@@ -1284,7 +1705,7 @@
       <w:tr>
         <w:tc>
           <w:tcPr>
-            <w:tcW w:type="dxa" w:w="1728"/>
+            <w:tcW w:type="dxa" w:w="1512"/>
           </w:tcPr>
           <w:p>
             <w:r/>
@@ -1292,16 +1713,15 @@
               <w:rPr>
                 <w:rFonts w:ascii="Arial" w:hAnsi="Arial"/>
                 <w:b w:val="0"/>
-                <w:color w:val="111827"/>
                 <w:sz w:val="19"/>
               </w:rPr>
-              <w:t>9:30 AM</w:t>
+              <w:t>9:30–11:45</w:t>
             </w:r>
           </w:p>
         </w:tc>
         <w:tc>
           <w:tcPr>
-            <w:tcW w:type="dxa" w:w="1440"/>
+            <w:tcW w:type="dxa" w:w="1080"/>
           </w:tcPr>
           <w:p>
             <w:r/>
@@ -1309,16 +1729,15 @@
               <w:rPr>
                 <w:rFonts w:ascii="Arial" w:hAnsi="Arial"/>
                 <w:b w:val="0"/>
-                <w:color w:val="111827"/>
                 <w:sz w:val="19"/>
               </w:rPr>
-              <w:t>2 hr 15 min</w:t>
+              <w:t>135 min</w:t>
             </w:r>
           </w:p>
         </w:tc>
         <w:tc>
           <w:tcPr>
-            <w:tcW w:type="dxa" w:w="5184"/>
+            <w:tcW w:type="dxa" w:w="5328"/>
           </w:tcPr>
           <w:p>
             <w:r/>
@@ -1326,16 +1745,15 @@
               <w:rPr>
                 <w:rFonts w:ascii="Arial" w:hAnsi="Arial"/>
                 <w:b w:val="0"/>
-                <w:color w:val="111827"/>
                 <w:sz w:val="19"/>
               </w:rPr>
-              <w:t>Domain 1 — System Management (23%): boot &amp; FHS, kernel modules, LVM storage, networking, shell operations (Labs 1–5)</w:t>
+              <w:t>Domain 1 — System Management (23%): boot &amp; FHS, kernel modules, LVM storage, networking, shell operations. Hands-on Labs 1–5</w:t>
             </w:r>
           </w:p>
         </w:tc>
         <w:tc>
           <w:tcPr>
-            <w:tcW w:type="dxa" w:w="1728"/>
+            <w:tcW w:type="dxa" w:w="1800"/>
           </w:tcPr>
           <w:p>
             <w:r/>
@@ -1343,10 +1761,28 @@
               <w:rPr>
                 <w:rFonts w:ascii="Arial" w:hAnsi="Arial"/>
                 <w:b w:val="0"/>
-                <w:color w:val="111827"/>
                 <w:sz w:val="19"/>
               </w:rPr>
-              <w:t>Lecture + Hands-on Labs</w:t>
+              <w:t>Lecture + Hands-on Lab</w:t>
+            </w:r>
+          </w:p>
+        </w:tc>
+        <w:tc>
+          <w:tcPr>
+            <w:tcW w:type="dxa" w:w="1224"/>
+          </w:tcPr>
+          <w:p>
+            <w:pPr>
+              <w:jc w:val="center"/>
+            </w:pPr>
+            <w:r/>
+            <w:r>
+              <w:rPr>
+                <w:rFonts w:ascii="Arial" w:hAnsi="Arial"/>
+                <w:b w:val="0"/>
+                <w:sz w:val="19"/>
+              </w:rPr>
+              <w:t>20–65</w:t>
             </w:r>
           </w:p>
         </w:tc>
@@ -1354,8 +1790,8 @@
       <w:tr>
         <w:tc>
           <w:tcPr>
-            <w:tcW w:type="dxa" w:w="1728"/>
-            <w:shd w:val="clear" w:color="auto" w:fill="F2F2F2"/>
+            <w:tcW w:type="dxa" w:w="1512"/>
+            <w:shd w:val="clear" w:color="auto" w:fill="FFF4E5"/>
           </w:tcPr>
           <w:p>
             <w:r/>
@@ -1363,17 +1799,16 @@
               <w:rPr>
                 <w:rFonts w:ascii="Arial" w:hAnsi="Arial"/>
                 <w:b w:val="0"/>
-                <w:color w:val="111827"/>
                 <w:sz w:val="19"/>
               </w:rPr>
-              <w:t>11:45 AM</w:t>
+              <w:t>11:45–12:45</w:t>
             </w:r>
           </w:p>
         </w:tc>
         <w:tc>
           <w:tcPr>
-            <w:tcW w:type="dxa" w:w="1440"/>
-            <w:shd w:val="clear" w:color="auto" w:fill="F2F2F2"/>
+            <w:tcW w:type="dxa" w:w="1080"/>
+            <w:shd w:val="clear" w:color="auto" w:fill="FFF4E5"/>
           </w:tcPr>
           <w:p>
             <w:r/>
@@ -1381,17 +1816,16 @@
               <w:rPr>
                 <w:rFonts w:ascii="Arial" w:hAnsi="Arial"/>
                 <w:b w:val="0"/>
-                <w:color w:val="111827"/>
                 <w:sz w:val="19"/>
               </w:rPr>
-              <w:t>45 min</w:t>
+              <w:t>60 min</w:t>
             </w:r>
           </w:p>
         </w:tc>
         <w:tc>
           <w:tcPr>
-            <w:tcW w:type="dxa" w:w="5184"/>
-            <w:shd w:val="clear" w:color="auto" w:fill="F2F2F2"/>
+            <w:tcW w:type="dxa" w:w="5328"/>
+            <w:shd w:val="clear" w:color="auto" w:fill="FFF4E5"/>
           </w:tcPr>
           <w:p>
             <w:r/>
@@ -1399,17 +1833,16 @@
               <w:rPr>
                 <w:rFonts w:ascii="Arial" w:hAnsi="Arial"/>
                 <w:b w:val="0"/>
-                <w:color w:val="111827"/>
                 <w:sz w:val="19"/>
               </w:rPr>
-              <w:t>Lunch Break</w:t>
+              <w:t>Lunch break</w:t>
             </w:r>
           </w:p>
         </w:tc>
         <w:tc>
           <w:tcPr>
-            <w:tcW w:type="dxa" w:w="1728"/>
-            <w:shd w:val="clear" w:color="auto" w:fill="F2F2F2"/>
+            <w:tcW w:type="dxa" w:w="1800"/>
+            <w:shd w:val="clear" w:color="auto" w:fill="FFF4E5"/>
           </w:tcPr>
           <w:p>
             <w:r/>
@@ -1417,9 +1850,29 @@
               <w:rPr>
                 <w:rFonts w:ascii="Arial" w:hAnsi="Arial"/>
                 <w:b w:val="0"/>
-                <w:color w:val="111827"/>
                 <w:sz w:val="19"/>
               </w:rPr>
+              <w:t>Break</w:t>
+            </w:r>
+          </w:p>
+        </w:tc>
+        <w:tc>
+          <w:tcPr>
+            <w:tcW w:type="dxa" w:w="1224"/>
+            <w:shd w:val="clear" w:color="auto" w:fill="FFF4E5"/>
+          </w:tcPr>
+          <w:p>
+            <w:pPr>
+              <w:jc w:val="center"/>
+            </w:pPr>
+            <w:r/>
+            <w:r>
+              <w:rPr>
+                <w:rFonts w:ascii="Arial" w:hAnsi="Arial"/>
+                <w:b w:val="0"/>
+                <w:sz w:val="19"/>
+              </w:rPr>
+              <w:t>—</w:t>
             </w:r>
           </w:p>
         </w:tc>
@@ -1427,7 +1880,7 @@
       <w:tr>
         <w:tc>
           <w:tcPr>
-            <w:tcW w:type="dxa" w:w="1728"/>
+            <w:tcW w:type="dxa" w:w="1512"/>
           </w:tcPr>
           <w:p>
             <w:r/>
@@ -1435,16 +1888,15 @@
               <w:rPr>
                 <w:rFonts w:ascii="Arial" w:hAnsi="Arial"/>
                 <w:b w:val="0"/>
-                <w:color w:val="111827"/>
                 <w:sz w:val="19"/>
               </w:rPr>
-              <w:t>12:30 PM</w:t>
+              <w:t>12:45–14:15</w:t>
             </w:r>
           </w:p>
         </w:tc>
         <w:tc>
           <w:tcPr>
-            <w:tcW w:type="dxa" w:w="1440"/>
+            <w:tcW w:type="dxa" w:w="1080"/>
           </w:tcPr>
           <w:p>
             <w:r/>
@@ -1452,16 +1904,15 @@
               <w:rPr>
                 <w:rFonts w:ascii="Arial" w:hAnsi="Arial"/>
                 <w:b w:val="0"/>
-                <w:color w:val="111827"/>
                 <w:sz w:val="19"/>
               </w:rPr>
-              <w:t>1 hr 30 min</w:t>
+              <w:t>90 min</w:t>
             </w:r>
           </w:p>
         </w:tc>
         <w:tc>
           <w:tcPr>
-            <w:tcW w:type="dxa" w:w="5184"/>
+            <w:tcW w:type="dxa" w:w="5328"/>
           </w:tcPr>
           <w:p>
             <w:r/>
@@ -1469,16 +1920,15 @@
               <w:rPr>
                 <w:rFonts w:ascii="Arial" w:hAnsi="Arial"/>
                 <w:b w:val="0"/>
-                <w:color w:val="111827"/>
                 <w:sz w:val="19"/>
               </w:rPr>
-              <w:t>Domain 1 (cont.) — backup &amp; restore, virtualization (Labs 6–7)</w:t>
+              <w:t>Domain 1 (cont.): backup &amp; restore, virtualization. Hands-on Labs 6–7</w:t>
             </w:r>
           </w:p>
         </w:tc>
         <w:tc>
           <w:tcPr>
-            <w:tcW w:type="dxa" w:w="1728"/>
+            <w:tcW w:type="dxa" w:w="1800"/>
           </w:tcPr>
           <w:p>
             <w:r/>
@@ -1486,10 +1936,28 @@
               <w:rPr>
                 <w:rFonts w:ascii="Arial" w:hAnsi="Arial"/>
                 <w:b w:val="0"/>
-                <w:color w:val="111827"/>
                 <w:sz w:val="19"/>
               </w:rPr>
-              <w:t>Lecture + Hands-on Labs</w:t>
+              <w:t>Lecture + Hands-on Lab</w:t>
+            </w:r>
+          </w:p>
+        </w:tc>
+        <w:tc>
+          <w:tcPr>
+            <w:tcW w:type="dxa" w:w="1224"/>
+          </w:tcPr>
+          <w:p>
+            <w:pPr>
+              <w:jc w:val="center"/>
+            </w:pPr>
+            <w:r/>
+            <w:r>
+              <w:rPr>
+                <w:rFonts w:ascii="Arial" w:hAnsi="Arial"/>
+                <w:b w:val="0"/>
+                <w:sz w:val="19"/>
+              </w:rPr>
+              <w:t>66–88</w:t>
             </w:r>
           </w:p>
         </w:tc>
@@ -1497,7 +1965,7 @@
       <w:tr>
         <w:tc>
           <w:tcPr>
-            <w:tcW w:type="dxa" w:w="1728"/>
+            <w:tcW w:type="dxa" w:w="1512"/>
             <w:shd w:val="clear" w:color="auto" w:fill="EFF3FA"/>
           </w:tcPr>
           <w:p>
@@ -1506,16 +1974,15 @@
               <w:rPr>
                 <w:rFonts w:ascii="Arial" w:hAnsi="Arial"/>
                 <w:b w:val="0"/>
-                <w:color w:val="111827"/>
                 <w:sz w:val="19"/>
               </w:rPr>
-              <w:t>2:00 PM</w:t>
+              <w:t>14:15–14:25</w:t>
             </w:r>
           </w:p>
         </w:tc>
         <w:tc>
           <w:tcPr>
-            <w:tcW w:type="dxa" w:w="1440"/>
+            <w:tcW w:type="dxa" w:w="1080"/>
             <w:shd w:val="clear" w:color="auto" w:fill="EFF3FA"/>
           </w:tcPr>
           <w:p>
@@ -1524,7 +1991,6 @@
               <w:rPr>
                 <w:rFonts w:ascii="Arial" w:hAnsi="Arial"/>
                 <w:b w:val="0"/>
-                <w:color w:val="111827"/>
                 <w:sz w:val="19"/>
               </w:rPr>
               <w:t>10 min</w:t>
@@ -1533,7 +1999,7 @@
         </w:tc>
         <w:tc>
           <w:tcPr>
-            <w:tcW w:type="dxa" w:w="5184"/>
+            <w:tcW w:type="dxa" w:w="5328"/>
             <w:shd w:val="clear" w:color="auto" w:fill="EFF3FA"/>
           </w:tcPr>
           <w:p>
@@ -1542,16 +2008,15 @@
               <w:rPr>
                 <w:rFonts w:ascii="Arial" w:hAnsi="Arial"/>
                 <w:b w:val="0"/>
-                <w:color w:val="111827"/>
                 <w:sz w:val="19"/>
               </w:rPr>
-              <w:t>Digital Attendance (PM)</w:t>
+              <w:t>Digital attendance (PM)</w:t>
             </w:r>
           </w:p>
         </w:tc>
         <w:tc>
           <w:tcPr>
-            <w:tcW w:type="dxa" w:w="1728"/>
+            <w:tcW w:type="dxa" w:w="1800"/>
             <w:shd w:val="clear" w:color="auto" w:fill="EFF3FA"/>
           </w:tcPr>
           <w:p>
@@ -1560,10 +2025,29 @@
               <w:rPr>
                 <w:rFonts w:ascii="Arial" w:hAnsi="Arial"/>
                 <w:b w:val="0"/>
-                <w:color w:val="111827"/>
                 <w:sz w:val="19"/>
               </w:rPr>
               <w:t>Admin</w:t>
+            </w:r>
+          </w:p>
+        </w:tc>
+        <w:tc>
+          <w:tcPr>
+            <w:tcW w:type="dxa" w:w="1224"/>
+            <w:shd w:val="clear" w:color="auto" w:fill="EFF3FA"/>
+          </w:tcPr>
+          <w:p>
+            <w:pPr>
+              <w:jc w:val="center"/>
+            </w:pPr>
+            <w:r/>
+            <w:r>
+              <w:rPr>
+                <w:rFonts w:ascii="Arial" w:hAnsi="Arial"/>
+                <w:b w:val="0"/>
+                <w:sz w:val="19"/>
+              </w:rPr>
+              <w:t>—</w:t>
             </w:r>
           </w:p>
         </w:tc>
@@ -1571,7 +2055,7 @@
       <w:tr>
         <w:tc>
           <w:tcPr>
-            <w:tcW w:type="dxa" w:w="1728"/>
+            <w:tcW w:type="dxa" w:w="1512"/>
           </w:tcPr>
           <w:p>
             <w:r/>
@@ -1579,16 +2063,15 @@
               <w:rPr>
                 <w:rFonts w:ascii="Arial" w:hAnsi="Arial"/>
                 <w:b w:val="0"/>
-                <w:color w:val="111827"/>
                 <w:sz w:val="19"/>
               </w:rPr>
-              <w:t>2:10 PM</w:t>
+              <w:t>14:25–17:15</w:t>
             </w:r>
           </w:p>
         </w:tc>
         <w:tc>
           <w:tcPr>
-            <w:tcW w:type="dxa" w:w="1440"/>
+            <w:tcW w:type="dxa" w:w="1080"/>
           </w:tcPr>
           <w:p>
             <w:r/>
@@ -1596,16 +2079,15 @@
               <w:rPr>
                 <w:rFonts w:ascii="Arial" w:hAnsi="Arial"/>
                 <w:b w:val="0"/>
-                <w:color w:val="111827"/>
                 <w:sz w:val="19"/>
               </w:rPr>
-              <w:t>2 hr 50 min</w:t>
+              <w:t>170 min</w:t>
             </w:r>
           </w:p>
         </w:tc>
         <w:tc>
           <w:tcPr>
-            <w:tcW w:type="dxa" w:w="5184"/>
+            <w:tcW w:type="dxa" w:w="5328"/>
           </w:tcPr>
           <w:p>
             <w:r/>
@@ -1613,16 +2095,15 @@
               <w:rPr>
                 <w:rFonts w:ascii="Arial" w:hAnsi="Arial"/>
                 <w:b w:val="0"/>
-                <w:color w:val="111827"/>
                 <w:sz w:val="19"/>
               </w:rPr>
-              <w:t>Domain 2 — Services and User Management (20%): files, accounts, processes, packages, systemd, containers (Labs 8–13)</w:t>
+              <w:t>Domain 2 — Services and User Management (20%): files, accounts, processes, packages, systemd, containers. Hands-on Labs 8–13</w:t>
             </w:r>
           </w:p>
         </w:tc>
         <w:tc>
           <w:tcPr>
-            <w:tcW w:type="dxa" w:w="1728"/>
+            <w:tcW w:type="dxa" w:w="1800"/>
           </w:tcPr>
           <w:p>
             <w:r/>
@@ -1630,10 +2111,28 @@
               <w:rPr>
                 <w:rFonts w:ascii="Arial" w:hAnsi="Arial"/>
                 <w:b w:val="0"/>
-                <w:color w:val="111827"/>
                 <w:sz w:val="19"/>
               </w:rPr>
-              <w:t>Lecture + Hands-on Labs</w:t>
+              <w:t>Lecture + Hands-on Lab</w:t>
+            </w:r>
+          </w:p>
+        </w:tc>
+        <w:tc>
+          <w:tcPr>
+            <w:tcW w:type="dxa" w:w="1224"/>
+          </w:tcPr>
+          <w:p>
+            <w:pPr>
+              <w:jc w:val="center"/>
+            </w:pPr>
+            <w:r/>
+            <w:r>
+              <w:rPr>
+                <w:rFonts w:ascii="Arial" w:hAnsi="Arial"/>
+                <w:b w:val="0"/>
+                <w:sz w:val="19"/>
+              </w:rPr>
+              <w:t>86–147</w:t>
             </w:r>
           </w:p>
         </w:tc>
@@ -1641,147 +2140,7 @@
       <w:tr>
         <w:tc>
           <w:tcPr>
-            <w:tcW w:type="dxa" w:w="1728"/>
-          </w:tcPr>
-          <w:p>
-            <w:r/>
-            <w:r>
-              <w:rPr>
-                <w:rFonts w:ascii="Arial" w:hAnsi="Arial"/>
-                <w:b w:val="0"/>
-                <w:color w:val="111827"/>
-                <w:sz w:val="19"/>
-              </w:rPr>
-              <w:t>5:00 PM</w:t>
-            </w:r>
-          </w:p>
-        </w:tc>
-        <w:tc>
-          <w:tcPr>
-            <w:tcW w:type="dxa" w:w="1440"/>
-          </w:tcPr>
-          <w:p>
-            <w:r/>
-            <w:r>
-              <w:rPr>
-                <w:rFonts w:ascii="Arial" w:hAnsi="Arial"/>
-                <w:b w:val="0"/>
-                <w:color w:val="111827"/>
-                <w:sz w:val="19"/>
-              </w:rPr>
-              <w:t>50 min</w:t>
-            </w:r>
-          </w:p>
-        </w:tc>
-        <w:tc>
-          <w:tcPr>
-            <w:tcW w:type="dxa" w:w="5184"/>
-          </w:tcPr>
-          <w:p>
-            <w:r/>
-            <w:r>
-              <w:rPr>
-                <w:rFonts w:ascii="Arial" w:hAnsi="Arial"/>
-                <w:b w:val="0"/>
-                <w:color w:val="111827"/>
-                <w:sz w:val="19"/>
-              </w:rPr>
-              <w:t>Domain 2 wrap-up, Q&amp;A and Day 1 recap</w:t>
-            </w:r>
-          </w:p>
-        </w:tc>
-        <w:tc>
-          <w:tcPr>
-            <w:tcW w:type="dxa" w:w="1728"/>
-          </w:tcPr>
-          <w:p>
-            <w:r/>
-            <w:r>
-              <w:rPr>
-                <w:rFonts w:ascii="Arial" w:hAnsi="Arial"/>
-                <w:b w:val="0"/>
-                <w:color w:val="111827"/>
-                <w:sz w:val="19"/>
-              </w:rPr>
-              <w:t>Discussion</w:t>
-            </w:r>
-          </w:p>
-        </w:tc>
-      </w:tr>
-      <w:tr>
-        <w:tc>
-          <w:tcPr>
-            <w:tcW w:type="dxa" w:w="1728"/>
-          </w:tcPr>
-          <w:p>
-            <w:r/>
-            <w:r>
-              <w:rPr>
-                <w:rFonts w:ascii="Arial" w:hAnsi="Arial"/>
-                <w:b w:val="0"/>
-                <w:color w:val="111827"/>
-                <w:sz w:val="19"/>
-              </w:rPr>
-              <w:t>5:50 PM</w:t>
-            </w:r>
-          </w:p>
-        </w:tc>
-        <w:tc>
-          <w:tcPr>
-            <w:tcW w:type="dxa" w:w="1440"/>
-          </w:tcPr>
-          <w:p>
-            <w:r/>
-            <w:r>
-              <w:rPr>
-                <w:rFonts w:ascii="Arial" w:hAnsi="Arial"/>
-                <w:b w:val="0"/>
-                <w:color w:val="111827"/>
-                <w:sz w:val="19"/>
-              </w:rPr>
-              <w:t>10 min</w:t>
-            </w:r>
-          </w:p>
-        </w:tc>
-        <w:tc>
-          <w:tcPr>
-            <w:tcW w:type="dxa" w:w="5184"/>
-          </w:tcPr>
-          <w:p>
-            <w:r/>
-            <w:r>
-              <w:rPr>
-                <w:rFonts w:ascii="Arial" w:hAnsi="Arial"/>
-                <w:b w:val="0"/>
-                <w:color w:val="111827"/>
-                <w:sz w:val="19"/>
-              </w:rPr>
-              <w:t>Day 1 review &amp; preview of Day 2</w:t>
-            </w:r>
-          </w:p>
-        </w:tc>
-        <w:tc>
-          <w:tcPr>
-            <w:tcW w:type="dxa" w:w="1728"/>
-          </w:tcPr>
-          <w:p>
-            <w:r/>
-            <w:r>
-              <w:rPr>
-                <w:rFonts w:ascii="Arial" w:hAnsi="Arial"/>
-                <w:b w:val="0"/>
-                <w:color w:val="111827"/>
-                <w:sz w:val="19"/>
-              </w:rPr>
-              <w:t>Discussion</w:t>
-            </w:r>
-          </w:p>
-        </w:tc>
-      </w:tr>
-      <w:tr>
-        <w:tc>
-          <w:tcPr>
-            <w:tcW w:type="dxa" w:w="1728"/>
+            <w:tcW w:type="dxa" w:w="1512"/>
             <w:shd w:val="clear" w:color="auto" w:fill="EFF3FA"/>
           </w:tcPr>
           <w:p>
@@ -1790,16 +2149,15 @@
               <w:rPr>
                 <w:rFonts w:ascii="Arial" w:hAnsi="Arial"/>
                 <w:b w:val="0"/>
-                <w:color w:val="111827"/>
                 <w:sz w:val="19"/>
               </w:rPr>
-              <w:t>6:00 PM</w:t>
+              <w:t>17:15–17:45</w:t>
             </w:r>
           </w:p>
         </w:tc>
         <w:tc>
           <w:tcPr>
-            <w:tcW w:type="dxa" w:w="1440"/>
+            <w:tcW w:type="dxa" w:w="1080"/>
             <w:shd w:val="clear" w:color="auto" w:fill="EFF3FA"/>
           </w:tcPr>
           <w:p>
@@ -1808,15 +2166,15 @@
               <w:rPr>
                 <w:rFonts w:ascii="Arial" w:hAnsi="Arial"/>
                 <w:b w:val="0"/>
-                <w:color w:val="111827"/>
                 <w:sz w:val="19"/>
               </w:rPr>
+              <w:t>30 min</w:t>
             </w:r>
           </w:p>
         </w:tc>
         <w:tc>
           <w:tcPr>
-            <w:tcW w:type="dxa" w:w="5184"/>
+            <w:tcW w:type="dxa" w:w="5328"/>
             <w:shd w:val="clear" w:color="auto" w:fill="EFF3FA"/>
           </w:tcPr>
           <w:p>
@@ -1825,16 +2183,15 @@
               <w:rPr>
                 <w:rFonts w:ascii="Arial" w:hAnsi="Arial"/>
                 <w:b w:val="0"/>
-                <w:color w:val="111827"/>
                 <w:sz w:val="19"/>
               </w:rPr>
-              <w:t>End of Day 1</w:t>
+              <w:t>Domain 1–2 recap, Q&amp;A and consolidation</w:t>
             </w:r>
           </w:p>
         </w:tc>
         <w:tc>
           <w:tcPr>
-            <w:tcW w:type="dxa" w:w="1728"/>
+            <w:tcW w:type="dxa" w:w="1800"/>
             <w:shd w:val="clear" w:color="auto" w:fill="EFF3FA"/>
           </w:tcPr>
           <w:p>
@@ -1843,15 +2200,135 @@
               <w:rPr>
                 <w:rFonts w:ascii="Arial" w:hAnsi="Arial"/>
                 <w:b w:val="0"/>
-                <w:color w:val="111827"/>
                 <w:sz w:val="19"/>
               </w:rPr>
+              <w:t>Discussion</w:t>
+            </w:r>
+          </w:p>
+        </w:tc>
+        <w:tc>
+          <w:tcPr>
+            <w:tcW w:type="dxa" w:w="1224"/>
+            <w:shd w:val="clear" w:color="auto" w:fill="EFF3FA"/>
+          </w:tcPr>
+          <w:p>
+            <w:pPr>
+              <w:jc w:val="center"/>
+            </w:pPr>
+            <w:r/>
+            <w:r>
+              <w:rPr>
+                <w:rFonts w:ascii="Arial" w:hAnsi="Arial"/>
+                <w:b w:val="0"/>
+                <w:sz w:val="19"/>
+              </w:rPr>
+              <w:t>—</w:t>
+            </w:r>
+          </w:p>
+        </w:tc>
+      </w:tr>
+      <w:tr>
+        <w:tc>
+          <w:tcPr>
+            <w:tcW w:type="dxa" w:w="1512"/>
+            <w:shd w:val="clear" w:color="auto" w:fill="EFF3FA"/>
+          </w:tcPr>
+          <w:p>
+            <w:r/>
+            <w:r>
+              <w:rPr>
+                <w:rFonts w:ascii="Arial" w:hAnsi="Arial"/>
+                <w:b w:val="0"/>
+                <w:sz w:val="19"/>
+              </w:rPr>
+              <w:t>17:45–18:00</w:t>
+            </w:r>
+          </w:p>
+        </w:tc>
+        <w:tc>
+          <w:tcPr>
+            <w:tcW w:type="dxa" w:w="1080"/>
+            <w:shd w:val="clear" w:color="auto" w:fill="EFF3FA"/>
+          </w:tcPr>
+          <w:p>
+            <w:r/>
+            <w:r>
+              <w:rPr>
+                <w:rFonts w:ascii="Arial" w:hAnsi="Arial"/>
+                <w:b w:val="0"/>
+                <w:sz w:val="19"/>
+              </w:rPr>
+              <w:t>15 min</w:t>
+            </w:r>
+          </w:p>
+        </w:tc>
+        <w:tc>
+          <w:tcPr>
+            <w:tcW w:type="dxa" w:w="5328"/>
+            <w:shd w:val="clear" w:color="auto" w:fill="EFF3FA"/>
+          </w:tcPr>
+          <w:p>
+            <w:r/>
+            <w:r>
+              <w:rPr>
+                <w:rFonts w:ascii="Arial" w:hAnsi="Arial"/>
+                <w:b w:val="0"/>
+                <w:sz w:val="19"/>
+              </w:rPr>
+              <w:t>Day 1 review, preview of Day 2 and PM digital attendance</w:t>
+            </w:r>
+          </w:p>
+        </w:tc>
+        <w:tc>
+          <w:tcPr>
+            <w:tcW w:type="dxa" w:w="1800"/>
+            <w:shd w:val="clear" w:color="auto" w:fill="EFF3FA"/>
+          </w:tcPr>
+          <w:p>
+            <w:r/>
+            <w:r>
+              <w:rPr>
+                <w:rFonts w:ascii="Arial" w:hAnsi="Arial"/>
+                <w:b w:val="0"/>
+                <w:sz w:val="19"/>
+              </w:rPr>
+              <w:t>Discussion</w:t>
+            </w:r>
+          </w:p>
+        </w:tc>
+        <w:tc>
+          <w:tcPr>
+            <w:tcW w:type="dxa" w:w="1224"/>
+            <w:shd w:val="clear" w:color="auto" w:fill="EFF3FA"/>
+          </w:tcPr>
+          <w:p>
+            <w:pPr>
+              <w:jc w:val="center"/>
+            </w:pPr>
+            <w:r/>
+            <w:r>
+              <w:rPr>
+                <w:rFonts w:ascii="Arial" w:hAnsi="Arial"/>
+                <w:b w:val="0"/>
+                <w:sz w:val="19"/>
+              </w:rPr>
+              <w:t>—</w:t>
             </w:r>
           </w:p>
         </w:tc>
       </w:tr>
     </w:tbl>
-    <w:p/>
+    <w:p>
+      <w:r>
+        <w:rPr>
+          <w:rFonts w:ascii="Arial" w:hAnsi="Arial"/>
+          <w:i/>
+          <w:color w:val="555B66"/>
+          <w:sz w:val="19"/>
+        </w:rPr>
+        <w:t>Total training time: 480 minutes (8 hours).</w:t>
+      </w:r>
+    </w:p>
     <w:p>
       <w:pPr>
         <w:pStyle w:val="Heading2"/>
@@ -1868,15 +2345,16 @@
         <w:tblLook w:firstColumn="1" w:firstRow="1" w:lastColumn="0" w:lastRow="0" w:noHBand="0" w:noVBand="1" w:val="04A0"/>
       </w:tblPr>
       <w:tblGrid>
-        <w:gridCol w:w="2160"/>
-        <w:gridCol w:w="2160"/>
-        <w:gridCol w:w="2160"/>
-        <w:gridCol w:w="2160"/>
+        <w:gridCol w:w="1728"/>
+        <w:gridCol w:w="1728"/>
+        <w:gridCol w:w="1728"/>
+        <w:gridCol w:w="1728"/>
+        <w:gridCol w:w="1728"/>
       </w:tblGrid>
       <w:tr>
         <w:tc>
           <w:tcPr>
-            <w:tcW w:type="dxa" w:w="1728"/>
+            <w:tcW w:type="dxa" w:w="1512"/>
             <w:shd w:val="clear" w:color="auto" w:fill="C8102E"/>
           </w:tcPr>
           <w:p>
@@ -1894,7 +2372,7 @@
         </w:tc>
         <w:tc>
           <w:tcPr>
-            <w:tcW w:type="dxa" w:w="1440"/>
+            <w:tcW w:type="dxa" w:w="1080"/>
             <w:shd w:val="clear" w:color="auto" w:fill="C8102E"/>
           </w:tcPr>
           <w:p>
@@ -1912,7 +2390,7 @@
         </w:tc>
         <w:tc>
           <w:tcPr>
-            <w:tcW w:type="dxa" w:w="5184"/>
+            <w:tcW w:type="dxa" w:w="5328"/>
             <w:shd w:val="clear" w:color="auto" w:fill="C8102E"/>
           </w:tcPr>
           <w:p>
@@ -1930,7 +2408,7 @@
         </w:tc>
         <w:tc>
           <w:tcPr>
-            <w:tcW w:type="dxa" w:w="1728"/>
+            <w:tcW w:type="dxa" w:w="1800"/>
             <w:shd w:val="clear" w:color="auto" w:fill="C8102E"/>
           </w:tcPr>
           <w:p>
@@ -1946,11 +2424,29 @@
             </w:r>
           </w:p>
         </w:tc>
+        <w:tc>
+          <w:tcPr>
+            <w:tcW w:type="dxa" w:w="1224"/>
+            <w:shd w:val="clear" w:color="auto" w:fill="C8102E"/>
+          </w:tcPr>
+          <w:p>
+            <w:r/>
+            <w:r>
+              <w:rPr>
+                <w:rFonts w:ascii="Arial" w:hAnsi="Arial"/>
+                <w:b/>
+                <w:color w:val="FFFFFF"/>
+                <w:sz w:val="20"/>
+              </w:rPr>
+              <w:t>Slides</w:t>
+            </w:r>
+          </w:p>
+        </w:tc>
       </w:tr>
       <w:tr>
         <w:tc>
           <w:tcPr>
-            <w:tcW w:type="dxa" w:w="1728"/>
+            <w:tcW w:type="dxa" w:w="1512"/>
             <w:shd w:val="clear" w:color="auto" w:fill="EFF3FA"/>
           </w:tcPr>
           <w:p>
@@ -1959,16 +2455,15 @@
               <w:rPr>
                 <w:rFonts w:ascii="Arial" w:hAnsi="Arial"/>
                 <w:b w:val="0"/>
-                <w:color w:val="111827"/>
                 <w:sz w:val="19"/>
               </w:rPr>
-              <w:t>9:00 AM</w:t>
+              <w:t>9:00–9:10</w:t>
             </w:r>
           </w:p>
         </w:tc>
         <w:tc>
           <w:tcPr>
-            <w:tcW w:type="dxa" w:w="1440"/>
+            <w:tcW w:type="dxa" w:w="1080"/>
             <w:shd w:val="clear" w:color="auto" w:fill="EFF3FA"/>
           </w:tcPr>
           <w:p>
@@ -1977,7 +2472,6 @@
               <w:rPr>
                 <w:rFonts w:ascii="Arial" w:hAnsi="Arial"/>
                 <w:b w:val="0"/>
-                <w:color w:val="111827"/>
                 <w:sz w:val="19"/>
               </w:rPr>
               <w:t>10 min</w:t>
@@ -1986,7 +2480,7 @@
         </w:tc>
         <w:tc>
           <w:tcPr>
-            <w:tcW w:type="dxa" w:w="5184"/>
+            <w:tcW w:type="dxa" w:w="5328"/>
             <w:shd w:val="clear" w:color="auto" w:fill="EFF3FA"/>
           </w:tcPr>
           <w:p>
@@ -1995,16 +2489,15 @@
               <w:rPr>
                 <w:rFonts w:ascii="Arial" w:hAnsi="Arial"/>
                 <w:b w:val="0"/>
-                <w:color w:val="111827"/>
                 <w:sz w:val="19"/>
               </w:rPr>
-              <w:t>Digital Attendance (AM) via TRAQOM/LMS</w:t>
+              <w:t>Mandatory digital attendance (AM) and Day 1 recap</w:t>
             </w:r>
           </w:p>
         </w:tc>
         <w:tc>
           <w:tcPr>
-            <w:tcW w:type="dxa" w:w="1728"/>
+            <w:tcW w:type="dxa" w:w="1800"/>
             <w:shd w:val="clear" w:color="auto" w:fill="EFF3FA"/>
           </w:tcPr>
           <w:p>
@@ -2013,10 +2506,29 @@
               <w:rPr>
                 <w:rFonts w:ascii="Arial" w:hAnsi="Arial"/>
                 <w:b w:val="0"/>
-                <w:color w:val="111827"/>
                 <w:sz w:val="19"/>
               </w:rPr>
               <w:t>Admin</w:t>
+            </w:r>
+          </w:p>
+        </w:tc>
+        <w:tc>
+          <w:tcPr>
+            <w:tcW w:type="dxa" w:w="1224"/>
+            <w:shd w:val="clear" w:color="auto" w:fill="EFF3FA"/>
+          </w:tcPr>
+          <w:p>
+            <w:pPr>
+              <w:jc w:val="center"/>
+            </w:pPr>
+            <w:r/>
+            <w:r>
+              <w:rPr>
+                <w:rFonts w:ascii="Arial" w:hAnsi="Arial"/>
+                <w:b w:val="0"/>
+                <w:sz w:val="19"/>
+              </w:rPr>
+              <w:t>—</w:t>
             </w:r>
           </w:p>
         </w:tc>
@@ -2024,7 +2536,7 @@
       <w:tr>
         <w:tc>
           <w:tcPr>
-            <w:tcW w:type="dxa" w:w="1728"/>
+            <w:tcW w:type="dxa" w:w="1512"/>
           </w:tcPr>
           <w:p>
             <w:r/>
@@ -2032,16 +2544,15 @@
               <w:rPr>
                 <w:rFonts w:ascii="Arial" w:hAnsi="Arial"/>
                 <w:b w:val="0"/>
-                <w:color w:val="111827"/>
                 <w:sz w:val="19"/>
               </w:rPr>
-              <w:t>9:10 AM</w:t>
+              <w:t>9:10–11:45</w:t>
             </w:r>
           </w:p>
         </w:tc>
         <w:tc>
           <w:tcPr>
-            <w:tcW w:type="dxa" w:w="1440"/>
+            <w:tcW w:type="dxa" w:w="1080"/>
           </w:tcPr>
           <w:p>
             <w:r/>
@@ -2049,16 +2560,15 @@
               <w:rPr>
                 <w:rFonts w:ascii="Arial" w:hAnsi="Arial"/>
                 <w:b w:val="0"/>
-                <w:color w:val="111827"/>
                 <w:sz w:val="19"/>
               </w:rPr>
-              <w:t>2 hr 35 min</w:t>
+              <w:t>155 min</w:t>
             </w:r>
           </w:p>
         </w:tc>
         <w:tc>
           <w:tcPr>
-            <w:tcW w:type="dxa" w:w="5184"/>
+            <w:tcW w:type="dxa" w:w="5328"/>
           </w:tcPr>
           <w:p>
             <w:r/>
@@ -2066,16 +2576,15 @@
               <w:rPr>
                 <w:rFonts w:ascii="Arial" w:hAnsi="Arial"/>
                 <w:b w:val="0"/>
-                <w:color w:val="111827"/>
                 <w:sz w:val="19"/>
               </w:rPr>
-              <w:t>Domain 3 — Security (18%): AAA/sudo/PAM, firewalls, OS hardening, account hardening, cryptography, compliance &amp; audit (Labs 14–19)</w:t>
+              <w:t>Domain 3 — Security (18%): AAA/sudo/PAM, firewalls, OS &amp; account hardening, cryptography, compliance &amp; audit. Hands-on Labs 14–19</w:t>
             </w:r>
           </w:p>
         </w:tc>
         <w:tc>
           <w:tcPr>
-            <w:tcW w:type="dxa" w:w="1728"/>
+            <w:tcW w:type="dxa" w:w="1800"/>
           </w:tcPr>
           <w:p>
             <w:r/>
@@ -2083,10 +2592,28 @@
               <w:rPr>
                 <w:rFonts w:ascii="Arial" w:hAnsi="Arial"/>
                 <w:b w:val="0"/>
-                <w:color w:val="111827"/>
                 <w:sz w:val="19"/>
               </w:rPr>
-              <w:t>Lecture + Hands-on Labs</w:t>
+              <w:t>Lecture + Hands-on Lab</w:t>
+            </w:r>
+          </w:p>
+        </w:tc>
+        <w:tc>
+          <w:tcPr>
+            <w:tcW w:type="dxa" w:w="1224"/>
+          </w:tcPr>
+          <w:p>
+            <w:pPr>
+              <w:jc w:val="center"/>
+            </w:pPr>
+            <w:r/>
+            <w:r>
+              <w:rPr>
+                <w:rFonts w:ascii="Arial" w:hAnsi="Arial"/>
+                <w:b w:val="0"/>
+                <w:sz w:val="19"/>
+              </w:rPr>
+              <w:t>145–206</w:t>
             </w:r>
           </w:p>
         </w:tc>
@@ -2094,8 +2621,8 @@
       <w:tr>
         <w:tc>
           <w:tcPr>
-            <w:tcW w:type="dxa" w:w="1728"/>
-            <w:shd w:val="clear" w:color="auto" w:fill="F2F2F2"/>
+            <w:tcW w:type="dxa" w:w="1512"/>
+            <w:shd w:val="clear" w:color="auto" w:fill="FFF4E5"/>
           </w:tcPr>
           <w:p>
             <w:r/>
@@ -2103,17 +2630,16 @@
               <w:rPr>
                 <w:rFonts w:ascii="Arial" w:hAnsi="Arial"/>
                 <w:b w:val="0"/>
-                <w:color w:val="111827"/>
                 <w:sz w:val="19"/>
               </w:rPr>
-              <w:t>11:45 AM</w:t>
+              <w:t>11:45–12:45</w:t>
             </w:r>
           </w:p>
         </w:tc>
         <w:tc>
           <w:tcPr>
-            <w:tcW w:type="dxa" w:w="1440"/>
-            <w:shd w:val="clear" w:color="auto" w:fill="F2F2F2"/>
+            <w:tcW w:type="dxa" w:w="1080"/>
+            <w:shd w:val="clear" w:color="auto" w:fill="FFF4E5"/>
           </w:tcPr>
           <w:p>
             <w:r/>
@@ -2121,17 +2647,16 @@
               <w:rPr>
                 <w:rFonts w:ascii="Arial" w:hAnsi="Arial"/>
                 <w:b w:val="0"/>
-                <w:color w:val="111827"/>
                 <w:sz w:val="19"/>
               </w:rPr>
-              <w:t>45 min</w:t>
+              <w:t>60 min</w:t>
             </w:r>
           </w:p>
         </w:tc>
         <w:tc>
           <w:tcPr>
-            <w:tcW w:type="dxa" w:w="5184"/>
-            <w:shd w:val="clear" w:color="auto" w:fill="F2F2F2"/>
+            <w:tcW w:type="dxa" w:w="5328"/>
+            <w:shd w:val="clear" w:color="auto" w:fill="FFF4E5"/>
           </w:tcPr>
           <w:p>
             <w:r/>
@@ -2139,17 +2664,16 @@
               <w:rPr>
                 <w:rFonts w:ascii="Arial" w:hAnsi="Arial"/>
                 <w:b w:val="0"/>
-                <w:color w:val="111827"/>
                 <w:sz w:val="19"/>
               </w:rPr>
-              <w:t>Lunch Break</w:t>
+              <w:t>Lunch break</w:t>
             </w:r>
           </w:p>
         </w:tc>
         <w:tc>
           <w:tcPr>
-            <w:tcW w:type="dxa" w:w="1728"/>
-            <w:shd w:val="clear" w:color="auto" w:fill="F2F2F2"/>
+            <w:tcW w:type="dxa" w:w="1800"/>
+            <w:shd w:val="clear" w:color="auto" w:fill="FFF4E5"/>
           </w:tcPr>
           <w:p>
             <w:r/>
@@ -2157,9 +2681,29 @@
               <w:rPr>
                 <w:rFonts w:ascii="Arial" w:hAnsi="Arial"/>
                 <w:b w:val="0"/>
-                <w:color w:val="111827"/>
                 <w:sz w:val="19"/>
               </w:rPr>
+              <w:t>Break</w:t>
+            </w:r>
+          </w:p>
+        </w:tc>
+        <w:tc>
+          <w:tcPr>
+            <w:tcW w:type="dxa" w:w="1224"/>
+            <w:shd w:val="clear" w:color="auto" w:fill="FFF4E5"/>
+          </w:tcPr>
+          <w:p>
+            <w:pPr>
+              <w:jc w:val="center"/>
+            </w:pPr>
+            <w:r/>
+            <w:r>
+              <w:rPr>
+                <w:rFonts w:ascii="Arial" w:hAnsi="Arial"/>
+                <w:b w:val="0"/>
+                <w:sz w:val="19"/>
+              </w:rPr>
+              <w:t>—</w:t>
             </w:r>
           </w:p>
         </w:tc>
@@ -2167,7 +2711,7 @@
       <w:tr>
         <w:tc>
           <w:tcPr>
-            <w:tcW w:type="dxa" w:w="1728"/>
+            <w:tcW w:type="dxa" w:w="1512"/>
           </w:tcPr>
           <w:p>
             <w:r/>
@@ -2175,16 +2719,15 @@
               <w:rPr>
                 <w:rFonts w:ascii="Arial" w:hAnsi="Arial"/>
                 <w:b w:val="0"/>
-                <w:color w:val="111827"/>
                 <w:sz w:val="19"/>
               </w:rPr>
-              <w:t>12:30 PM</w:t>
+              <w:t>12:45–14:35</w:t>
             </w:r>
           </w:p>
         </w:tc>
         <w:tc>
           <w:tcPr>
-            <w:tcW w:type="dxa" w:w="1440"/>
+            <w:tcW w:type="dxa" w:w="1080"/>
           </w:tcPr>
           <w:p>
             <w:r/>
@@ -2192,16 +2735,15 @@
               <w:rPr>
                 <w:rFonts w:ascii="Arial" w:hAnsi="Arial"/>
                 <w:b w:val="0"/>
-                <w:color w:val="111827"/>
                 <w:sz w:val="19"/>
               </w:rPr>
-              <w:t>2 hr 10 min</w:t>
+              <w:t>110 min</w:t>
             </w:r>
           </w:p>
         </w:tc>
         <w:tc>
           <w:tcPr>
-            <w:tcW w:type="dxa" w:w="5184"/>
+            <w:tcW w:type="dxa" w:w="5328"/>
           </w:tcPr>
           <w:p>
             <w:r/>
@@ -2209,16 +2751,15 @@
               <w:rPr>
                 <w:rFonts w:ascii="Arial" w:hAnsi="Arial"/>
                 <w:b w:val="0"/>
-                <w:color w:val="111827"/>
                 <w:sz w:val="19"/>
               </w:rPr>
-              <w:t>Domain 4 — Automation, Orchestration &amp; Scripting (17%): Ansible, Bash, Python, Git, responsible AI (Labs 20–24)</w:t>
+              <w:t>Domain 4 — Automation, Orchestration &amp; Scripting (17%): Ansible, Bash, Python, Git, responsible AI. Hands-on Labs 20–24</w:t>
             </w:r>
           </w:p>
         </w:tc>
         <w:tc>
           <w:tcPr>
-            <w:tcW w:type="dxa" w:w="1728"/>
+            <w:tcW w:type="dxa" w:w="1800"/>
           </w:tcPr>
           <w:p>
             <w:r/>
@@ -2226,10 +2767,28 @@
               <w:rPr>
                 <w:rFonts w:ascii="Arial" w:hAnsi="Arial"/>
                 <w:b w:val="0"/>
-                <w:color w:val="111827"/>
                 <w:sz w:val="19"/>
               </w:rPr>
-              <w:t>Lecture + Hands-on Labs</w:t>
+              <w:t>Lecture + Hands-on Lab</w:t>
+            </w:r>
+          </w:p>
+        </w:tc>
+        <w:tc>
+          <w:tcPr>
+            <w:tcW w:type="dxa" w:w="1224"/>
+          </w:tcPr>
+          <w:p>
+            <w:pPr>
+              <w:jc w:val="center"/>
+            </w:pPr>
+            <w:r/>
+            <w:r>
+              <w:rPr>
+                <w:rFonts w:ascii="Arial" w:hAnsi="Arial"/>
+                <w:b w:val="0"/>
+                <w:sz w:val="19"/>
+              </w:rPr>
+              <w:t>204–255</w:t>
             </w:r>
           </w:p>
         </w:tc>
@@ -2237,7 +2796,7 @@
       <w:tr>
         <w:tc>
           <w:tcPr>
-            <w:tcW w:type="dxa" w:w="1728"/>
+            <w:tcW w:type="dxa" w:w="1512"/>
             <w:shd w:val="clear" w:color="auto" w:fill="EFF3FA"/>
           </w:tcPr>
           <w:p>
@@ -2246,16 +2805,15 @@
               <w:rPr>
                 <w:rFonts w:ascii="Arial" w:hAnsi="Arial"/>
                 <w:b w:val="0"/>
-                <w:color w:val="111827"/>
                 <w:sz w:val="19"/>
               </w:rPr>
-              <w:t>2:40 PM</w:t>
+              <w:t>14:35–14:45</w:t>
             </w:r>
           </w:p>
         </w:tc>
         <w:tc>
           <w:tcPr>
-            <w:tcW w:type="dxa" w:w="1440"/>
+            <w:tcW w:type="dxa" w:w="1080"/>
             <w:shd w:val="clear" w:color="auto" w:fill="EFF3FA"/>
           </w:tcPr>
           <w:p>
@@ -2264,7 +2822,6 @@
               <w:rPr>
                 <w:rFonts w:ascii="Arial" w:hAnsi="Arial"/>
                 <w:b w:val="0"/>
-                <w:color w:val="111827"/>
                 <w:sz w:val="19"/>
               </w:rPr>
               <w:t>10 min</w:t>
@@ -2273,7 +2830,7 @@
         </w:tc>
         <w:tc>
           <w:tcPr>
-            <w:tcW w:type="dxa" w:w="5184"/>
+            <w:tcW w:type="dxa" w:w="5328"/>
             <w:shd w:val="clear" w:color="auto" w:fill="EFF3FA"/>
           </w:tcPr>
           <w:p>
@@ -2282,16 +2839,15 @@
               <w:rPr>
                 <w:rFonts w:ascii="Arial" w:hAnsi="Arial"/>
                 <w:b w:val="0"/>
-                <w:color w:val="111827"/>
                 <w:sz w:val="19"/>
               </w:rPr>
-              <w:t>Digital Attendance (PM)</w:t>
+              <w:t>Digital attendance (PM)</w:t>
             </w:r>
           </w:p>
         </w:tc>
         <w:tc>
           <w:tcPr>
-            <w:tcW w:type="dxa" w:w="1728"/>
+            <w:tcW w:type="dxa" w:w="1800"/>
             <w:shd w:val="clear" w:color="auto" w:fill="EFF3FA"/>
           </w:tcPr>
           <w:p>
@@ -2300,10 +2856,29 @@
               <w:rPr>
                 <w:rFonts w:ascii="Arial" w:hAnsi="Arial"/>
                 <w:b w:val="0"/>
-                <w:color w:val="111827"/>
                 <w:sz w:val="19"/>
               </w:rPr>
               <w:t>Admin</w:t>
+            </w:r>
+          </w:p>
+        </w:tc>
+        <w:tc>
+          <w:tcPr>
+            <w:tcW w:type="dxa" w:w="1224"/>
+            <w:shd w:val="clear" w:color="auto" w:fill="EFF3FA"/>
+          </w:tcPr>
+          <w:p>
+            <w:pPr>
+              <w:jc w:val="center"/>
+            </w:pPr>
+            <w:r/>
+            <w:r>
+              <w:rPr>
+                <w:rFonts w:ascii="Arial" w:hAnsi="Arial"/>
+                <w:b w:val="0"/>
+                <w:sz w:val="19"/>
+              </w:rPr>
+              <w:t>—</w:t>
             </w:r>
           </w:p>
         </w:tc>
@@ -2311,7 +2886,7 @@
       <w:tr>
         <w:tc>
           <w:tcPr>
-            <w:tcW w:type="dxa" w:w="1728"/>
+            <w:tcW w:type="dxa" w:w="1512"/>
           </w:tcPr>
           <w:p>
             <w:r/>
@@ -2319,16 +2894,15 @@
               <w:rPr>
                 <w:rFonts w:ascii="Arial" w:hAnsi="Arial"/>
                 <w:b w:val="0"/>
-                <w:color w:val="111827"/>
                 <w:sz w:val="19"/>
               </w:rPr>
-              <w:t>2:50 PM</w:t>
+              <w:t>14:45–15:35</w:t>
             </w:r>
           </w:p>
         </w:tc>
         <w:tc>
           <w:tcPr>
-            <w:tcW w:type="dxa" w:w="1440"/>
+            <w:tcW w:type="dxa" w:w="1080"/>
           </w:tcPr>
           <w:p>
             <w:r/>
@@ -2336,7 +2910,6 @@
               <w:rPr>
                 <w:rFonts w:ascii="Arial" w:hAnsi="Arial"/>
                 <w:b w:val="0"/>
-                <w:color w:val="111827"/>
                 <w:sz w:val="19"/>
               </w:rPr>
               <w:t>50 min</w:t>
@@ -2345,7 +2918,7 @@
         </w:tc>
         <w:tc>
           <w:tcPr>
-            <w:tcW w:type="dxa" w:w="5184"/>
+            <w:tcW w:type="dxa" w:w="5328"/>
           </w:tcPr>
           <w:p>
             <w:r/>
@@ -2353,16 +2926,15 @@
               <w:rPr>
                 <w:rFonts w:ascii="Arial" w:hAnsi="Arial"/>
                 <w:b w:val="0"/>
-                <w:color w:val="111827"/>
                 <w:sz w:val="19"/>
               </w:rPr>
-              <w:t>Domain 5 — Troubleshooting (22%): monitoring, storage, network, security, performance (Labs 25–29)</w:t>
+              <w:t>Domain 5 — Troubleshooting (22%): monitoring, storage, network, security, performance. Hands-on Labs 25–29</w:t>
             </w:r>
           </w:p>
         </w:tc>
         <w:tc>
           <w:tcPr>
-            <w:tcW w:type="dxa" w:w="1728"/>
+            <w:tcW w:type="dxa" w:w="1800"/>
           </w:tcPr>
           <w:p>
             <w:r/>
@@ -2370,10 +2942,28 @@
               <w:rPr>
                 <w:rFonts w:ascii="Arial" w:hAnsi="Arial"/>
                 <w:b w:val="0"/>
-                <w:color w:val="111827"/>
                 <w:sz w:val="19"/>
               </w:rPr>
-              <w:t>Lecture + Hands-on Labs</w:t>
+              <w:t>Lecture + Hands-on Lab</w:t>
+            </w:r>
+          </w:p>
+        </w:tc>
+        <w:tc>
+          <w:tcPr>
+            <w:tcW w:type="dxa" w:w="1224"/>
+          </w:tcPr>
+          <w:p>
+            <w:pPr>
+              <w:jc w:val="center"/>
+            </w:pPr>
+            <w:r/>
+            <w:r>
+              <w:rPr>
+                <w:rFonts w:ascii="Arial" w:hAnsi="Arial"/>
+                <w:b w:val="0"/>
+                <w:sz w:val="19"/>
+              </w:rPr>
+              <w:t>253–300</w:t>
             </w:r>
           </w:p>
         </w:tc>
@@ -2381,7 +2971,7 @@
       <w:tr>
         <w:tc>
           <w:tcPr>
-            <w:tcW w:type="dxa" w:w="1728"/>
+            <w:tcW w:type="dxa" w:w="1512"/>
           </w:tcPr>
           <w:p>
             <w:r/>
@@ -2389,16 +2979,15 @@
               <w:rPr>
                 <w:rFonts w:ascii="Arial" w:hAnsi="Arial"/>
                 <w:b w:val="0"/>
-                <w:color w:val="111827"/>
                 <w:sz w:val="19"/>
               </w:rPr>
-              <w:t>3:40 PM</w:t>
+              <w:t>15:35–15:55</w:t>
             </w:r>
           </w:p>
         </w:tc>
         <w:tc>
           <w:tcPr>
-            <w:tcW w:type="dxa" w:w="1440"/>
+            <w:tcW w:type="dxa" w:w="1080"/>
           </w:tcPr>
           <w:p>
             <w:r/>
@@ -2406,7 +2995,6 @@
               <w:rPr>
                 <w:rFonts w:ascii="Arial" w:hAnsi="Arial"/>
                 <w:b w:val="0"/>
-                <w:color w:val="111827"/>
                 <w:sz w:val="19"/>
               </w:rPr>
               <w:t>20 min</w:t>
@@ -2415,7 +3003,7 @@
         </w:tc>
         <w:tc>
           <w:tcPr>
-            <w:tcW w:type="dxa" w:w="5184"/>
+            <w:tcW w:type="dxa" w:w="5328"/>
           </w:tcPr>
           <w:p>
             <w:r/>
@@ -2423,16 +3011,15 @@
               <w:rPr>
                 <w:rFonts w:ascii="Arial" w:hAnsi="Arial"/>
                 <w:b w:val="0"/>
-                <w:color w:val="111827"/>
                 <w:sz w:val="19"/>
               </w:rPr>
-              <w:t>Capstone — end-to-end server build &amp; triage (Lab 30)</w:t>
+              <w:t>Capstone — end-to-end server build &amp; triage. Hands-on Lab 30</w:t>
             </w:r>
           </w:p>
         </w:tc>
         <w:tc>
           <w:tcPr>
-            <w:tcW w:type="dxa" w:w="1728"/>
+            <w:tcW w:type="dxa" w:w="1800"/>
           </w:tcPr>
           <w:p>
             <w:r/>
@@ -2440,10 +3027,28 @@
               <w:rPr>
                 <w:rFonts w:ascii="Arial" w:hAnsi="Arial"/>
                 <w:b w:val="0"/>
-                <w:color w:val="111827"/>
                 <w:sz w:val="19"/>
               </w:rPr>
-              <w:t>Hands-on Lab</w:t>
+              <w:t>Lecture + Hands-on Lab</w:t>
+            </w:r>
+          </w:p>
+        </w:tc>
+        <w:tc>
+          <w:tcPr>
+            <w:tcW w:type="dxa" w:w="1224"/>
+          </w:tcPr>
+          <w:p>
+            <w:pPr>
+              <w:jc w:val="center"/>
+            </w:pPr>
+            <w:r/>
+            <w:r>
+              <w:rPr>
+                <w:rFonts w:ascii="Arial" w:hAnsi="Arial"/>
+                <w:b w:val="0"/>
+                <w:sz w:val="19"/>
+              </w:rPr>
+              <w:t>301–318</w:t>
             </w:r>
           </w:p>
         </w:tc>
@@ -2451,8 +3056,25 @@
       <w:tr>
         <w:tc>
           <w:tcPr>
-            <w:tcW w:type="dxa" w:w="1728"/>
-            <w:shd w:val="clear" w:color="auto" w:fill="EFF3FA"/>
+            <w:tcW w:type="dxa" w:w="1512"/>
+            <w:shd w:val="clear" w:color="auto" w:fill="E8F7EE"/>
+          </w:tcPr>
+          <w:p>
+            <w:r/>
+            <w:r>
+              <w:rPr>
+                <w:rFonts w:ascii="Arial" w:hAnsi="Arial"/>
+                <w:b/>
+                <w:sz w:val="19"/>
+              </w:rPr>
+              <w:t>15:55–16:00</w:t>
+            </w:r>
+          </w:p>
+        </w:tc>
+        <w:tc>
+          <w:tcPr>
+            <w:tcW w:type="dxa" w:w="1080"/>
+            <w:shd w:val="clear" w:color="auto" w:fill="E8F7EE"/>
           </w:tcPr>
           <w:p>
             <w:r/>
@@ -2460,17 +3082,33 @@
               <w:rPr>
                 <w:rFonts w:ascii="Arial" w:hAnsi="Arial"/>
                 <w:b w:val="0"/>
-                <w:color w:val="111827"/>
                 <w:sz w:val="19"/>
               </w:rPr>
-              <w:t>4:00 PM</w:t>
+              <w:t>5 min</w:t>
             </w:r>
           </w:p>
         </w:tc>
         <w:tc>
           <w:tcPr>
-            <w:tcW w:type="dxa" w:w="1440"/>
-            <w:shd w:val="clear" w:color="auto" w:fill="EFF3FA"/>
+            <w:tcW w:type="dxa" w:w="5328"/>
+            <w:shd w:val="clear" w:color="auto" w:fill="E8F7EE"/>
+          </w:tcPr>
+          <w:p>
+            <w:r/>
+            <w:r>
+              <w:rPr>
+                <w:rFonts w:ascii="Arial" w:hAnsi="Arial"/>
+                <w:b/>
+                <w:sz w:val="19"/>
+              </w:rPr>
+              <w:t>Revision · Briefing for Assessment · Course feedback &amp; TRAQOM survey</w:t>
+            </w:r>
+          </w:p>
+        </w:tc>
+        <w:tc>
+          <w:tcPr>
+            <w:tcW w:type="dxa" w:w="1800"/>
+            <w:shd w:val="clear" w:color="auto" w:fill="E8F7EE"/>
           </w:tcPr>
           <w:p>
             <w:r/>
@@ -2478,17 +3116,55 @@
               <w:rPr>
                 <w:rFonts w:ascii="Arial" w:hAnsi="Arial"/>
                 <w:b w:val="0"/>
-                <w:color w:val="111827"/>
                 <w:sz w:val="19"/>
               </w:rPr>
-              <w:t>0 min</w:t>
+              <w:t>Assessment</w:t>
             </w:r>
           </w:p>
         </w:tc>
         <w:tc>
           <w:tcPr>
-            <w:tcW w:type="dxa" w:w="5184"/>
-            <w:shd w:val="clear" w:color="auto" w:fill="EFF3FA"/>
+            <w:tcW w:type="dxa" w:w="1224"/>
+            <w:shd w:val="clear" w:color="auto" w:fill="E8F7EE"/>
+          </w:tcPr>
+          <w:p>
+            <w:pPr>
+              <w:jc w:val="center"/>
+            </w:pPr>
+            <w:r/>
+            <w:r>
+              <w:rPr>
+                <w:rFonts w:ascii="Arial" w:hAnsi="Arial"/>
+                <w:b w:val="0"/>
+                <w:sz w:val="19"/>
+              </w:rPr>
+              <w:t>—</w:t>
+            </w:r>
+          </w:p>
+        </w:tc>
+      </w:tr>
+      <w:tr>
+        <w:tc>
+          <w:tcPr>
+            <w:tcW w:type="dxa" w:w="1512"/>
+            <w:shd w:val="clear" w:color="auto" w:fill="E8F7EE"/>
+          </w:tcPr>
+          <w:p>
+            <w:r/>
+            <w:r>
+              <w:rPr>
+                <w:rFonts w:ascii="Arial" w:hAnsi="Arial"/>
+                <w:b/>
+                <w:sz w:val="19"/>
+              </w:rPr>
+              <w:t>16:00–17:00</w:t>
+            </w:r>
+          </w:p>
+        </w:tc>
+        <w:tc>
+          <w:tcPr>
+            <w:tcW w:type="dxa" w:w="1080"/>
+            <w:shd w:val="clear" w:color="auto" w:fill="E8F7EE"/>
           </w:tcPr>
           <w:p>
             <w:r/>
@@ -2496,17 +3172,33 @@
               <w:rPr>
                 <w:rFonts w:ascii="Arial" w:hAnsi="Arial"/>
                 <w:b w:val="0"/>
-                <w:color w:val="111827"/>
                 <w:sz w:val="19"/>
               </w:rPr>
-              <w:t>Revision · Briefing for Assessment · Course Feedback &amp; TRAQOM Survey</w:t>
+              <w:t>60 min</w:t>
             </w:r>
           </w:p>
         </w:tc>
         <w:tc>
           <w:tcPr>
-            <w:tcW w:type="dxa" w:w="1728"/>
-            <w:shd w:val="clear" w:color="auto" w:fill="EFF3FA"/>
+            <w:tcW w:type="dxa" w:w="5328"/>
+            <w:shd w:val="clear" w:color="auto" w:fill="E8F7EE"/>
+          </w:tcPr>
+          <w:p>
+            <w:r/>
+            <w:r>
+              <w:rPr>
+                <w:rFonts w:ascii="Arial" w:hAnsi="Arial"/>
+                <w:b/>
+                <w:sz w:val="19"/>
+              </w:rPr>
+              <w:t>Written Assessment (WA) — Short-Answer Questions (SAQ), 1 hour, open book</w:t>
+            </w:r>
+          </w:p>
+        </w:tc>
+        <w:tc>
+          <w:tcPr>
+            <w:tcW w:type="dxa" w:w="1800"/>
+            <w:shd w:val="clear" w:color="auto" w:fill="E8F7EE"/>
           </w:tcPr>
           <w:p>
             <w:r/>
@@ -2514,10 +3206,29 @@
               <w:rPr>
                 <w:rFonts w:ascii="Arial" w:hAnsi="Arial"/>
                 <w:b w:val="0"/>
-                <w:color w:val="111827"/>
                 <w:sz w:val="19"/>
               </w:rPr>
-              <w:t>Admin</w:t>
+              <w:t>Assessment</w:t>
+            </w:r>
+          </w:p>
+        </w:tc>
+        <w:tc>
+          <w:tcPr>
+            <w:tcW w:type="dxa" w:w="1224"/>
+            <w:shd w:val="clear" w:color="auto" w:fill="E8F7EE"/>
+          </w:tcPr>
+          <w:p>
+            <w:pPr>
+              <w:jc w:val="center"/>
+            </w:pPr>
+            <w:r/>
+            <w:r>
+              <w:rPr>
+                <w:rFonts w:ascii="Arial" w:hAnsi="Arial"/>
+                <w:b w:val="0"/>
+                <w:sz w:val="19"/>
+              </w:rPr>
+              <w:t>—</w:t>
             </w:r>
           </w:p>
         </w:tc>
@@ -2525,8 +3236,25 @@
       <w:tr>
         <w:tc>
           <w:tcPr>
-            <w:tcW w:type="dxa" w:w="1728"/>
-            <w:shd w:val="clear" w:color="auto" w:fill="FCE4E4"/>
+            <w:tcW w:type="dxa" w:w="1512"/>
+            <w:shd w:val="clear" w:color="auto" w:fill="E8F7EE"/>
+          </w:tcPr>
+          <w:p>
+            <w:r/>
+            <w:r>
+              <w:rPr>
+                <w:rFonts w:ascii="Arial" w:hAnsi="Arial"/>
+                <w:b/>
+                <w:sz w:val="19"/>
+              </w:rPr>
+              <w:t>17:00–18:00</w:t>
+            </w:r>
+          </w:p>
+        </w:tc>
+        <w:tc>
+          <w:tcPr>
+            <w:tcW w:type="dxa" w:w="1080"/>
+            <w:shd w:val="clear" w:color="auto" w:fill="E8F7EE"/>
           </w:tcPr>
           <w:p>
             <w:r/>
@@ -2534,17 +3262,33 @@
               <w:rPr>
                 <w:rFonts w:ascii="Arial" w:hAnsi="Arial"/>
                 <w:b w:val="0"/>
-                <w:color w:val="111827"/>
                 <w:sz w:val="19"/>
               </w:rPr>
-              <w:t>4:00 PM</w:t>
+              <w:t>60 min</w:t>
             </w:r>
           </w:p>
         </w:tc>
         <w:tc>
           <w:tcPr>
-            <w:tcW w:type="dxa" w:w="1440"/>
-            <w:shd w:val="clear" w:color="auto" w:fill="FCE4E4"/>
+            <w:tcW w:type="dxa" w:w="5328"/>
+            <w:shd w:val="clear" w:color="auto" w:fill="E8F7EE"/>
+          </w:tcPr>
+          <w:p>
+            <w:r/>
+            <w:r>
+              <w:rPr>
+                <w:rFonts w:ascii="Arial" w:hAnsi="Arial"/>
+                <w:b/>
+                <w:sz w:val="19"/>
+              </w:rPr>
+              <w:t>Practical Performance (PP) — hands-on Linux tasks, 1 hour, open book. PM digital attendance; submit answers on the LMS</w:t>
+            </w:r>
+          </w:p>
+        </w:tc>
+        <w:tc>
+          <w:tcPr>
+            <w:tcW w:type="dxa" w:w="1800"/>
+            <w:shd w:val="clear" w:color="auto" w:fill="E8F7EE"/>
           </w:tcPr>
           <w:p>
             <w:r/>
@@ -2552,197 +3296,45 @@
               <w:rPr>
                 <w:rFonts w:ascii="Arial" w:hAnsi="Arial"/>
                 <w:b w:val="0"/>
-                <w:color w:val="111827"/>
                 <w:sz w:val="19"/>
               </w:rPr>
-              <w:t>1 hr</w:t>
+              <w:t>Assessment</w:t>
             </w:r>
           </w:p>
         </w:tc>
         <w:tc>
           <w:tcPr>
-            <w:tcW w:type="dxa" w:w="5184"/>
-            <w:shd w:val="clear" w:color="auto" w:fill="FCE4E4"/>
+            <w:tcW w:type="dxa" w:w="1224"/>
+            <w:shd w:val="clear" w:color="auto" w:fill="E8F7EE"/>
           </w:tcPr>
           <w:p>
-            <w:r/>
-            <w:r>
-              <w:rPr>
-                <w:rFonts w:ascii="Arial" w:hAnsi="Arial"/>
-                <w:b/>
-                <w:color w:val="111827"/>
-                <w:sz w:val="19"/>
-              </w:rPr>
-              <w:t>Final Written Assessment (SAQ) — Open Book</w:t>
-            </w:r>
-          </w:p>
-        </w:tc>
-        <w:tc>
-          <w:tcPr>
-            <w:tcW w:type="dxa" w:w="1728"/>
-            <w:shd w:val="clear" w:color="auto" w:fill="FCE4E4"/>
-          </w:tcPr>
-          <w:p>
+            <w:pPr>
+              <w:jc w:val="center"/>
+            </w:pPr>
             <w:r/>
             <w:r>
               <w:rPr>
                 <w:rFonts w:ascii="Arial" w:hAnsi="Arial"/>
                 <w:b w:val="0"/>
-                <w:color w:val="111827"/>
                 <w:sz w:val="19"/>
               </w:rPr>
-              <w:t>Written Assessment (WA)</w:t>
-            </w:r>
-          </w:p>
-        </w:tc>
-      </w:tr>
-      <w:tr>
-        <w:tc>
-          <w:tcPr>
-            <w:tcW w:type="dxa" w:w="1728"/>
-            <w:shd w:val="clear" w:color="auto" w:fill="FCE4E4"/>
-          </w:tcPr>
-          <w:p>
-            <w:r/>
-            <w:r>
-              <w:rPr>
-                <w:rFonts w:ascii="Arial" w:hAnsi="Arial"/>
-                <w:b w:val="0"/>
-                <w:color w:val="111827"/>
-                <w:sz w:val="19"/>
-              </w:rPr>
-              <w:t>5:00 PM</w:t>
-            </w:r>
-          </w:p>
-        </w:tc>
-        <w:tc>
-          <w:tcPr>
-            <w:tcW w:type="dxa" w:w="1440"/>
-            <w:shd w:val="clear" w:color="auto" w:fill="FCE4E4"/>
-          </w:tcPr>
-          <w:p>
-            <w:r/>
-            <w:r>
-              <w:rPr>
-                <w:rFonts w:ascii="Arial" w:hAnsi="Arial"/>
-                <w:b w:val="0"/>
-                <w:color w:val="111827"/>
-                <w:sz w:val="19"/>
-              </w:rPr>
-              <w:t>1 hr</w:t>
-            </w:r>
-          </w:p>
-        </w:tc>
-        <w:tc>
-          <w:tcPr>
-            <w:tcW w:type="dxa" w:w="5184"/>
-            <w:shd w:val="clear" w:color="auto" w:fill="FCE4E4"/>
-          </w:tcPr>
-          <w:p>
-            <w:r/>
-            <w:r>
-              <w:rPr>
-                <w:rFonts w:ascii="Arial" w:hAnsi="Arial"/>
-                <w:b/>
-                <w:color w:val="111827"/>
-                <w:sz w:val="19"/>
-              </w:rPr>
-              <w:t>Final Practical Performance (PP) — Open Book</w:t>
-            </w:r>
-          </w:p>
-        </w:tc>
-        <w:tc>
-          <w:tcPr>
-            <w:tcW w:type="dxa" w:w="1728"/>
-            <w:shd w:val="clear" w:color="auto" w:fill="FCE4E4"/>
-          </w:tcPr>
-          <w:p>
-            <w:r/>
-            <w:r>
-              <w:rPr>
-                <w:rFonts w:ascii="Arial" w:hAnsi="Arial"/>
-                <w:b w:val="0"/>
-                <w:color w:val="111827"/>
-                <w:sz w:val="19"/>
-              </w:rPr>
-              <w:t>Practical Performance (PP)</w:t>
-            </w:r>
-          </w:p>
-        </w:tc>
-      </w:tr>
-      <w:tr>
-        <w:tc>
-          <w:tcPr>
-            <w:tcW w:type="dxa" w:w="1728"/>
-            <w:shd w:val="clear" w:color="auto" w:fill="EFF3FA"/>
-          </w:tcPr>
-          <w:p>
-            <w:r/>
-            <w:r>
-              <w:rPr>
-                <w:rFonts w:ascii="Arial" w:hAnsi="Arial"/>
-                <w:b w:val="0"/>
-                <w:color w:val="111827"/>
-                <w:sz w:val="19"/>
-              </w:rPr>
-              <w:t>6:00 PM</w:t>
-            </w:r>
-          </w:p>
-        </w:tc>
-        <w:tc>
-          <w:tcPr>
-            <w:tcW w:type="dxa" w:w="1440"/>
-            <w:shd w:val="clear" w:color="auto" w:fill="EFF3FA"/>
-          </w:tcPr>
-          <w:p>
-            <w:r/>
-            <w:r>
-              <w:rPr>
-                <w:rFonts w:ascii="Arial" w:hAnsi="Arial"/>
-                <w:b w:val="0"/>
-                <w:color w:val="111827"/>
-                <w:sz w:val="19"/>
-              </w:rPr>
-            </w:r>
-          </w:p>
-        </w:tc>
-        <w:tc>
-          <w:tcPr>
-            <w:tcW w:type="dxa" w:w="5184"/>
-            <w:shd w:val="clear" w:color="auto" w:fill="EFF3FA"/>
-          </w:tcPr>
-          <w:p>
-            <w:r/>
-            <w:r>
-              <w:rPr>
-                <w:rFonts w:ascii="Arial" w:hAnsi="Arial"/>
-                <w:b w:val="0"/>
-                <w:color w:val="111827"/>
-                <w:sz w:val="19"/>
-              </w:rPr>
-              <w:t>Submit answers on LMS · Sign Assessment Summary Record · End of Class</w:t>
-            </w:r>
-          </w:p>
-        </w:tc>
-        <w:tc>
-          <w:tcPr>
-            <w:tcW w:type="dxa" w:w="1728"/>
-            <w:shd w:val="clear" w:color="auto" w:fill="EFF3FA"/>
-          </w:tcPr>
-          <w:p>
-            <w:r/>
-            <w:r>
-              <w:rPr>
-                <w:rFonts w:ascii="Arial" w:hAnsi="Arial"/>
-                <w:b w:val="0"/>
-                <w:color w:val="111827"/>
-                <w:sz w:val="19"/>
-              </w:rPr>
+              <w:t>—</w:t>
             </w:r>
           </w:p>
         </w:tc>
       </w:tr>
     </w:tbl>
+    <w:p>
+      <w:r>
+        <w:rPr>
+          <w:rFonts w:ascii="Arial" w:hAnsi="Arial"/>
+          <w:i/>
+          <w:color w:val="555B66"/>
+          <w:sz w:val="19"/>
+        </w:rPr>
+        <w:t>Total training time: 480 minutes (8 hours).</w:t>
+      </w:r>
+    </w:p>
     <w:p>
       <w:pPr>
         <w:pStyle w:val="Heading1"/>
@@ -2752,11 +3344,22 @@
       </w:r>
     </w:p>
     <w:p>
+      <w:r>
+        <w:rPr>
+          <w:rFonts w:ascii="Arial" w:hAnsi="Arial"/>
+          <w:b w:val="0"/>
+          <w:color w:val="111827"/>
+          <w:sz w:val="22"/>
+        </w:rPr>
+        <w:t>Each lab below cites the deck slide of its overview so the trainer can jump straight to it.</w:t>
+      </w:r>
+    </w:p>
+    <w:p>
       <w:pPr>
         <w:pStyle w:val="Heading2"/>
       </w:pPr>
       <w:r>
-        <w:t>Domain 1 — System Management (23%)</w:t>
+        <w:t>Domain 1 — System Management (23%)  ·  Slides 20–88</w:t>
       </w:r>
     </w:p>
     <w:p>
@@ -2767,13 +3370,14 @@
           <w:color w:val="C8102E"/>
           <w:sz w:val="21"/>
         </w:rPr>
-        <w:t>Lab 1 — Boot Process &amp; Filesystem Hierarchy  [Obj 1.1]</w:t>
+        <w:t>Lab 1 — Boot Process &amp; Filesystem Hierarchy  [Obj 1.1]  ·  Slide 23</w:t>
       </w:r>
     </w:p>
     <w:p>
       <w:r>
         <w:rPr>
           <w:rFonts w:ascii="Arial" w:hAnsi="Arial"/>
+          <w:b w:val="0"/>
           <w:color w:val="111827"/>
           <w:sz w:val="20"/>
         </w:rPr>
@@ -2788,13 +3392,14 @@
           <w:color w:val="C8102E"/>
           <w:sz w:val="21"/>
         </w:rPr>
-        <w:t>Lab 2 — Kernel Modules &amp; Device Management  [Obj 1.2]</w:t>
+        <w:t>Lab 2 — Kernel Modules &amp; Device Management  [Obj 1.2]  ·  Slide 31</w:t>
       </w:r>
     </w:p>
     <w:p>
       <w:r>
         <w:rPr>
           <w:rFonts w:ascii="Arial" w:hAnsi="Arial"/>
+          <w:b w:val="0"/>
           <w:color w:val="111827"/>
           <w:sz w:val="20"/>
         </w:rPr>
@@ -2809,13 +3414,14 @@
           <w:color w:val="C8102E"/>
           <w:sz w:val="21"/>
         </w:rPr>
-        <w:t>Lab 3 — Storage with LVM, Partitions &amp; Filesystems  [Obj 1.3]</w:t>
+        <w:t>Lab 3 — Storage with LVM, Partitions &amp; Filesystems  [Obj 1.3]  ·  Slide 40</w:t>
       </w:r>
     </w:p>
     <w:p>
       <w:r>
         <w:rPr>
           <w:rFonts w:ascii="Arial" w:hAnsi="Arial"/>
+          <w:b w:val="0"/>
           <w:color w:val="111827"/>
           <w:sz w:val="20"/>
         </w:rPr>
@@ -2830,13 +3436,14 @@
           <w:color w:val="C8102E"/>
           <w:sz w:val="21"/>
         </w:rPr>
-        <w:t>Lab 4 — Network Configuration  [Obj 1.4]</w:t>
+        <w:t>Lab 4 — Network Configuration  [Obj 1.4]  ·  Slide 48</w:t>
       </w:r>
     </w:p>
     <w:p>
       <w:r>
         <w:rPr>
           <w:rFonts w:ascii="Arial" w:hAnsi="Arial"/>
+          <w:b w:val="0"/>
           <w:color w:val="111827"/>
           <w:sz w:val="20"/>
         </w:rPr>
@@ -2851,13 +3458,14 @@
           <w:color w:val="C8102E"/>
           <w:sz w:val="21"/>
         </w:rPr>
-        <w:t>Lab 5 — Shell Operations &amp; Text Processing  [Obj 1.5]</w:t>
+        <w:t>Lab 5 — Shell Operations &amp; Text Processing  [Obj 1.5]  ·  Slide 57</w:t>
       </w:r>
     </w:p>
     <w:p>
       <w:r>
         <w:rPr>
           <w:rFonts w:ascii="Arial" w:hAnsi="Arial"/>
+          <w:b w:val="0"/>
           <w:color w:val="111827"/>
           <w:sz w:val="20"/>
         </w:rPr>
@@ -2872,13 +3480,14 @@
           <w:color w:val="C8102E"/>
           <w:sz w:val="21"/>
         </w:rPr>
-        <w:t>Lab 6 — Backup &amp; Restore  [Obj 1.6]</w:t>
+        <w:t>Lab 6 — Backup &amp; Restore  [Obj 1.6]  ·  Slide 66</w:t>
       </w:r>
     </w:p>
     <w:p>
       <w:r>
         <w:rPr>
           <w:rFonts w:ascii="Arial" w:hAnsi="Arial"/>
+          <w:b w:val="0"/>
           <w:color w:val="111827"/>
           <w:sz w:val="20"/>
         </w:rPr>
@@ -2893,13 +3502,14 @@
           <w:color w:val="C8102E"/>
           <w:sz w:val="21"/>
         </w:rPr>
-        <w:t>Lab 7 — Virtualization with QEMU/KVM &amp; libvirt  [Obj 1.7]</w:t>
+        <w:t>Lab 7 — Virtualization with QEMU/KVM &amp; libvirt  [Obj 1.7]  ·  Slide 75</w:t>
       </w:r>
     </w:p>
     <w:p>
       <w:r>
         <w:rPr>
           <w:rFonts w:ascii="Arial" w:hAnsi="Arial"/>
+          <w:b w:val="0"/>
           <w:color w:val="111827"/>
           <w:sz w:val="20"/>
         </w:rPr>
@@ -2911,7 +3521,7 @@
         <w:pStyle w:val="Heading2"/>
       </w:pPr>
       <w:r>
-        <w:t>Domain 2 — Services and User Management (20%)</w:t>
+        <w:t>Domain 2 — Services and User Management (20%)  ·  Slides 86–147</w:t>
       </w:r>
     </w:p>
     <w:p>
@@ -2922,13 +3532,14 @@
           <w:color w:val="C8102E"/>
           <w:sz w:val="21"/>
         </w:rPr>
-        <w:t>Lab 8 — File &amp; Directory Management  [Obj 2.1]</w:t>
+        <w:t>Lab 8 — File &amp; Directory Management  [Obj 2.1]  ·  Slide 89</w:t>
       </w:r>
     </w:p>
     <w:p>
       <w:r>
         <w:rPr>
           <w:rFonts w:ascii="Arial" w:hAnsi="Arial"/>
+          <w:b w:val="0"/>
           <w:color w:val="111827"/>
           <w:sz w:val="20"/>
         </w:rPr>
@@ -2943,13 +3554,14 @@
           <w:color w:val="C8102E"/>
           <w:sz w:val="21"/>
         </w:rPr>
-        <w:t>Lab 9 — Local Account &amp; Group Management  [Obj 2.2]</w:t>
+        <w:t>Lab 9 — Local Account &amp; Group Management  [Obj 2.2]  ·  Slide 98</w:t>
       </w:r>
     </w:p>
     <w:p>
       <w:r>
         <w:rPr>
           <w:rFonts w:ascii="Arial" w:hAnsi="Arial"/>
+          <w:b w:val="0"/>
           <w:color w:val="111827"/>
           <w:sz w:val="20"/>
         </w:rPr>
@@ -2964,13 +3576,14 @@
           <w:color w:val="C8102E"/>
           <w:sz w:val="21"/>
         </w:rPr>
-        <w:t>Lab 10 — Processes, Jobs &amp; Scheduling  [Obj 2.3]</w:t>
+        <w:t>Lab 10 — Processes, Jobs &amp; Scheduling  [Obj 2.3]  ·  Slide 107</w:t>
       </w:r>
     </w:p>
     <w:p>
       <w:r>
         <w:rPr>
           <w:rFonts w:ascii="Arial" w:hAnsi="Arial"/>
+          <w:b w:val="0"/>
           <w:color w:val="111827"/>
           <w:sz w:val="20"/>
         </w:rPr>
@@ -2985,13 +3598,14 @@
           <w:color w:val="C8102E"/>
           <w:sz w:val="21"/>
         </w:rPr>
-        <w:t>Lab 11 — Software &amp; Package Management  [Obj 2.4]</w:t>
+        <w:t>Lab 11 — Software &amp; Package Management  [Obj 2.4]  ·  Slide 116</w:t>
       </w:r>
     </w:p>
     <w:p>
       <w:r>
         <w:rPr>
           <w:rFonts w:ascii="Arial" w:hAnsi="Arial"/>
+          <w:b w:val="0"/>
           <w:color w:val="111827"/>
           <w:sz w:val="20"/>
         </w:rPr>
@@ -3006,13 +3620,14 @@
           <w:color w:val="C8102E"/>
           <w:sz w:val="21"/>
         </w:rPr>
-        <w:t>Lab 12 — Service Management with systemd  [Obj 2.5]</w:t>
+        <w:t>Lab 12 — Service Management with systemd  [Obj 2.5]  ·  Slide 125</w:t>
       </w:r>
     </w:p>
     <w:p>
       <w:r>
         <w:rPr>
           <w:rFonts w:ascii="Arial" w:hAnsi="Arial"/>
+          <w:b w:val="0"/>
           <w:color w:val="111827"/>
           <w:sz w:val="20"/>
         </w:rPr>
@@ -3027,13 +3642,14 @@
           <w:color w:val="C8102E"/>
           <w:sz w:val="21"/>
         </w:rPr>
-        <w:t>Lab 13 — Containers with Docker &amp; Podman  [Obj 2.6]</w:t>
+        <w:t>Lab 13 — Containers with Docker &amp; Podman  [Obj 2.6]  ·  Slide 134</w:t>
       </w:r>
     </w:p>
     <w:p>
       <w:r>
         <w:rPr>
           <w:rFonts w:ascii="Arial" w:hAnsi="Arial"/>
+          <w:b w:val="0"/>
           <w:color w:val="111827"/>
           <w:sz w:val="20"/>
         </w:rPr>
@@ -3045,7 +3661,7 @@
         <w:pStyle w:val="Heading2"/>
       </w:pPr>
       <w:r>
-        <w:t>Domain 3 — Security (18%)</w:t>
+        <w:t>Domain 3 — Security (18%)  ·  Slides 145–206</w:t>
       </w:r>
     </w:p>
     <w:p>
@@ -3056,13 +3672,14 @@
           <w:color w:val="C8102E"/>
           <w:sz w:val="21"/>
         </w:rPr>
-        <w:t>Lab 14 — AAA: sudo, PAM, and Polkit  [Obj 3.1]</w:t>
+        <w:t>Lab 14 — AAA: sudo, PAM, and Polkit  [Obj 3.1]  ·  Slide 148</w:t>
       </w:r>
     </w:p>
     <w:p>
       <w:r>
         <w:rPr>
           <w:rFonts w:ascii="Arial" w:hAnsi="Arial"/>
+          <w:b w:val="0"/>
           <w:color w:val="111827"/>
           <w:sz w:val="20"/>
         </w:rPr>
@@ -3077,13 +3694,14 @@
           <w:color w:val="C8102E"/>
           <w:sz w:val="21"/>
         </w:rPr>
-        <w:t>Lab 15 — Firewalls: ufw, firewalld, iptables, nftables, ipset  [Obj 3.2]</w:t>
+        <w:t>Lab 15 — Firewalls: ufw, firewalld, iptables, nftables, ipset  [Obj 3.2]  ·  Slide 157</w:t>
       </w:r>
     </w:p>
     <w:p>
       <w:r>
         <w:rPr>
           <w:rFonts w:ascii="Arial" w:hAnsi="Arial"/>
+          <w:b w:val="0"/>
           <w:color w:val="111827"/>
           <w:sz w:val="20"/>
         </w:rPr>
@@ -3098,13 +3716,14 @@
           <w:color w:val="C8102E"/>
           <w:sz w:val="21"/>
         </w:rPr>
-        <w:t>Lab 16 — OS Hardening: Permissions, SELinux, SSH, Fail2ban  [Obj 3.3]</w:t>
+        <w:t>Lab 16 — OS Hardening: Permissions, SELinux, SSH, Fail2ban  [Obj 3.3]  ·  Slide 166</w:t>
       </w:r>
     </w:p>
     <w:p>
       <w:r>
         <w:rPr>
           <w:rFonts w:ascii="Arial" w:hAnsi="Arial"/>
+          <w:b w:val="0"/>
           <w:color w:val="111827"/>
           <w:sz w:val="20"/>
         </w:rPr>
@@ -3119,13 +3738,14 @@
           <w:color w:val="C8102E"/>
           <w:sz w:val="21"/>
         </w:rPr>
-        <w:t>Lab 17 — Account Hardening  [Obj 3.4]</w:t>
+        <w:t>Lab 17 — Account Hardening  [Obj 3.4]  ·  Slide 175</w:t>
       </w:r>
     </w:p>
     <w:p>
       <w:r>
         <w:rPr>
           <w:rFonts w:ascii="Arial" w:hAnsi="Arial"/>
+          <w:b w:val="0"/>
           <w:color w:val="111827"/>
           <w:sz w:val="20"/>
         </w:rPr>
@@ -3140,13 +3760,14 @@
           <w:color w:val="C8102E"/>
           <w:sz w:val="21"/>
         </w:rPr>
-        <w:t>Lab 18 — Cryptography: GPG, LUKS, OpenSSL, WireGuard  [Obj 3.5]</w:t>
+        <w:t>Lab 18 — Cryptography: GPG, LUKS, OpenSSL, WireGuard  [Obj 3.5]  ·  Slide 184</w:t>
       </w:r>
     </w:p>
     <w:p>
       <w:r>
         <w:rPr>
           <w:rFonts w:ascii="Arial" w:hAnsi="Arial"/>
+          <w:b w:val="0"/>
           <w:color w:val="111827"/>
           <w:sz w:val="20"/>
         </w:rPr>
@@ -3161,13 +3782,14 @@
           <w:color w:val="C8102E"/>
           <w:sz w:val="21"/>
         </w:rPr>
-        <w:t>Lab 19 — Compliance, Auditing, and File Integrity  [Obj 3.6]</w:t>
+        <w:t>Lab 19 — Compliance, Auditing, and File Integrity  [Obj 3.6]  ·  Slide 193</w:t>
       </w:r>
     </w:p>
     <w:p>
       <w:r>
         <w:rPr>
           <w:rFonts w:ascii="Arial" w:hAnsi="Arial"/>
+          <w:b w:val="0"/>
           <w:color w:val="111827"/>
           <w:sz w:val="20"/>
         </w:rPr>
@@ -3179,7 +3801,7 @@
         <w:pStyle w:val="Heading2"/>
       </w:pPr>
       <w:r>
-        <w:t>Domain 4 — Automation, Orchestration, and Scripting (17%)</w:t>
+        <w:t>Domain 4 — Automation, Orchestration, and Scripting (17%)  ·  Slides 204–255</w:t>
       </w:r>
     </w:p>
     <w:p>
@@ -3190,13 +3812,14 @@
           <w:color w:val="C8102E"/>
           <w:sz w:val="21"/>
         </w:rPr>
-        <w:t>Lab 20 — Infrastructure as Code with Ansible  [Obj 4.1]</w:t>
+        <w:t>Lab 20 — Infrastructure as Code with Ansible  [Obj 4.1]  ·  Slide 207</w:t>
       </w:r>
     </w:p>
     <w:p>
       <w:r>
         <w:rPr>
           <w:rFonts w:ascii="Arial" w:hAnsi="Arial"/>
+          <w:b w:val="0"/>
           <w:color w:val="111827"/>
           <w:sz w:val="20"/>
         </w:rPr>
@@ -3211,13 +3834,14 @@
           <w:color w:val="C8102E"/>
           <w:sz w:val="21"/>
         </w:rPr>
-        <w:t>Lab 21 — Bash Scripting  [Obj 4.2]</w:t>
+        <w:t>Lab 21 — Bash Scripting  [Obj 4.2]  ·  Slide 215</w:t>
       </w:r>
     </w:p>
     <w:p>
       <w:r>
         <w:rPr>
           <w:rFonts w:ascii="Arial" w:hAnsi="Arial"/>
+          <w:b w:val="0"/>
           <w:color w:val="111827"/>
           <w:sz w:val="20"/>
         </w:rPr>
@@ -3232,13 +3856,14 @@
           <w:color w:val="C8102E"/>
           <w:sz w:val="21"/>
         </w:rPr>
-        <w:t>Lab 22 — Python for System Administration  [Obj 4.3]</w:t>
+        <w:t>Lab 22 — Python for System Administration  [Obj 4.3]  ·  Slide 224</w:t>
       </w:r>
     </w:p>
     <w:p>
       <w:r>
         <w:rPr>
           <w:rFonts w:ascii="Arial" w:hAnsi="Arial"/>
+          <w:b w:val="0"/>
           <w:color w:val="111827"/>
           <w:sz w:val="20"/>
         </w:rPr>
@@ -3253,13 +3878,14 @@
           <w:color w:val="C8102E"/>
           <w:sz w:val="21"/>
         </w:rPr>
-        <w:t>Lab 23 — Git Version Control  [Obj 4.4]</w:t>
+        <w:t>Lab 23 — Git Version Control  [Obj 4.4]  ·  Slide 233</w:t>
       </w:r>
     </w:p>
     <w:p>
       <w:r>
         <w:rPr>
           <w:rFonts w:ascii="Arial" w:hAnsi="Arial"/>
+          <w:b w:val="0"/>
           <w:color w:val="111827"/>
           <w:sz w:val="20"/>
         </w:rPr>
@@ -3274,13 +3900,14 @@
           <w:color w:val="C8102E"/>
           <w:sz w:val="21"/>
         </w:rPr>
-        <w:t>Lab 24 — Responsible AI Use for Linux Administrators  [Obj 4.5]</w:t>
+        <w:t>Lab 24 — Responsible AI Use for Linux Administrators  [Obj 4.5]  ·  Slide 242</w:t>
       </w:r>
     </w:p>
     <w:p>
       <w:r>
         <w:rPr>
           <w:rFonts w:ascii="Arial" w:hAnsi="Arial"/>
+          <w:b w:val="0"/>
           <w:color w:val="111827"/>
           <w:sz w:val="20"/>
         </w:rPr>
@@ -3292,7 +3919,7 @@
         <w:pStyle w:val="Heading2"/>
       </w:pPr>
       <w:r>
-        <w:t>Domain 5 — Troubleshooting (22%)</w:t>
+        <w:t>Domain 5 — Troubleshooting (22%)  ·  Slides 253–318</w:t>
       </w:r>
     </w:p>
     <w:p>
@@ -3303,13 +3930,14 @@
           <w:color w:val="C8102E"/>
           <w:sz w:val="21"/>
         </w:rPr>
-        <w:t>Lab 25 — Monitoring Concepts and Tools  [Obj 5.1]</w:t>
+        <w:t>Lab 25 — Monitoring Concepts and Tools  [Obj 5.1]  ·  Slide 256</w:t>
       </w:r>
     </w:p>
     <w:p>
       <w:r>
         <w:rPr>
           <w:rFonts w:ascii="Arial" w:hAnsi="Arial"/>
+          <w:b w:val="0"/>
           <w:color w:val="111827"/>
           <w:sz w:val="20"/>
         </w:rPr>
@@ -3324,13 +3952,14 @@
           <w:color w:val="C8102E"/>
           <w:sz w:val="21"/>
         </w:rPr>
-        <w:t>Lab 26 — Troubleshooting Hardware, Storage, and OS Issues  [Obj 5.2]</w:t>
+        <w:t>Lab 26 — Troubleshooting Hardware, Storage, and OS Issues  [Obj 5.2]  ·  Slide 265</w:t>
       </w:r>
     </w:p>
     <w:p>
       <w:r>
         <w:rPr>
           <w:rFonts w:ascii="Arial" w:hAnsi="Arial"/>
+          <w:b w:val="0"/>
           <w:color w:val="111827"/>
           <w:sz w:val="20"/>
         </w:rPr>
@@ -3345,13 +3974,14 @@
           <w:color w:val="C8102E"/>
           <w:sz w:val="21"/>
         </w:rPr>
-        <w:t>Lab 27 — Troubleshooting Network Connectivity  [Obj 5.3]</w:t>
+        <w:t>Lab 27 — Troubleshooting Network Connectivity  [Obj 5.3]  ·  Slide 274</w:t>
       </w:r>
     </w:p>
     <w:p>
       <w:r>
         <w:rPr>
           <w:rFonts w:ascii="Arial" w:hAnsi="Arial"/>
+          <w:b w:val="0"/>
           <w:color w:val="111827"/>
           <w:sz w:val="20"/>
         </w:rPr>
@@ -3366,13 +3996,14 @@
           <w:color w:val="C8102E"/>
           <w:sz w:val="21"/>
         </w:rPr>
-        <w:t>Lab 28 — Troubleshooting Security Issues  [Obj 5.4]</w:t>
+        <w:t>Lab 28 — Troubleshooting Security Issues  [Obj 5.4]  ·  Slide 283</w:t>
       </w:r>
     </w:p>
     <w:p>
       <w:r>
         <w:rPr>
           <w:rFonts w:ascii="Arial" w:hAnsi="Arial"/>
+          <w:b w:val="0"/>
           <w:color w:val="111827"/>
           <w:sz w:val="20"/>
         </w:rPr>
@@ -3387,13 +4018,14 @@
           <w:color w:val="C8102E"/>
           <w:sz w:val="21"/>
         </w:rPr>
-        <w:t>Lab 29 — Troubleshooting Performance Issues  [Obj 5.5]</w:t>
+        <w:t>Lab 29 — Troubleshooting Performance Issues  [Obj 5.5]  ·  Slide 292</w:t>
       </w:r>
     </w:p>
     <w:p>
       <w:r>
         <w:rPr>
           <w:rFonts w:ascii="Arial" w:hAnsi="Arial"/>
+          <w:b w:val="0"/>
           <w:color w:val="111827"/>
           <w:sz w:val="20"/>
         </w:rPr>
@@ -3408,13 +4040,14 @@
           <w:color w:val="C8102E"/>
           <w:sz w:val="21"/>
         </w:rPr>
-        <w:t>Lab 30 — Capstone: End-to-End Server Build and Triage  [Obj Capstone]</w:t>
+        <w:t>Lab 30 — Capstone: End-to-End Server Build and Triage  [Obj Capstone]  ·  Slide 301</w:t>
       </w:r>
     </w:p>
     <w:p>
       <w:r>
         <w:rPr>
           <w:rFonts w:ascii="Arial" w:hAnsi="Arial"/>
+          <w:b w:val="0"/>
           <w:color w:val="111827"/>
           <w:sz w:val="20"/>
         </w:rPr>
@@ -3492,99 +4125,6 @@
           <w:sz w:val="21"/>
         </w:rPr>
         <w:t>CompTIA Linux+ XK0-006 V8 Exam Objectives (reference blueprint).</w:t>
-      </w:r>
-    </w:p>
-    <w:p>
-      <w:pPr>
-        <w:pStyle w:val="Heading1"/>
-      </w:pPr>
-      <w:r>
-        <w:t>Assessment</w:t>
-      </w:r>
-    </w:p>
-    <w:p>
-      <w:r>
-        <w:rPr>
-          <w:rFonts w:ascii="Arial" w:hAnsi="Arial"/>
-          <w:color w:val="111827"/>
-          <w:sz w:val="22"/>
-        </w:rPr>
-        <w:t>The course is assessed on the final afternoon of Day 2 (4:00 PM – 6:00 PM):</w:t>
-      </w:r>
-    </w:p>
-    <w:p>
-      <w:pPr>
-        <w:pStyle w:val="ListBullet"/>
-      </w:pPr>
-      <w:r>
-        <w:rPr>
-          <w:rFonts w:ascii="Arial" w:hAnsi="Arial"/>
-          <w:color w:val="111827"/>
-          <w:sz w:val="21"/>
-        </w:rPr>
-        <w:t>Written Assessment (WA) — Short-Answer Questions (SAQ), 1 hour (4:00–5:00 PM), open book.</w:t>
-      </w:r>
-    </w:p>
-    <w:p>
-      <w:pPr>
-        <w:pStyle w:val="ListBullet"/>
-      </w:pPr>
-      <w:r>
-        <w:rPr>
-          <w:rFonts w:ascii="Arial" w:hAnsi="Arial"/>
-          <w:color w:val="111827"/>
-          <w:sz w:val="21"/>
-        </w:rPr>
-        <w:t>Practical Performance (PP) — hands-on lab tasks, 1 hour (5:00–6:00 PM), open book.</w:t>
-      </w:r>
-    </w:p>
-    <w:p>
-      <w:pPr>
-        <w:pStyle w:val="ListBullet"/>
-      </w:pPr>
-      <w:r>
-        <w:rPr>
-          <w:rFonts w:ascii="Arial" w:hAnsi="Arial"/>
-          <w:color w:val="111827"/>
-          <w:sz w:val="21"/>
-        </w:rPr>
-        <w:t>Open book means learners may refer to the slides, Learner Guide and any approved materials.</w:t>
-      </w:r>
-    </w:p>
-    <w:p>
-      <w:pPr>
-        <w:pStyle w:val="ListBullet"/>
-      </w:pPr>
-      <w:r>
-        <w:rPr>
-          <w:rFonts w:ascii="Arial" w:hAnsi="Arial"/>
-          <w:color w:val="111827"/>
-          <w:sz w:val="21"/>
-        </w:rPr>
-        <w:t>Assessment flow: TRAQOM survey (scan the QR code on the LMS) → Assessment Digital Attendance → Assessment (WA + PP) → Submit answers on the LMS → Sign the Assessment Summary Record.</w:t>
-      </w:r>
-    </w:p>
-    <w:p>
-      <w:pPr>
-        <w:pStyle w:val="ListBullet"/>
-      </w:pPr>
-      <w:r>
-        <w:rPr>
-          <w:rFonts w:ascii="Arial" w:hAnsi="Arial"/>
-          <w:color w:val="111827"/>
-          <w:sz w:val="21"/>
-        </w:rPr>
-        <w:t>Courseware and the assessment are hosted on the LMS — https://lms-tms.tertiaryinfotech.com/.</w:t>
-      </w:r>
-    </w:p>
-    <w:p>
-      <w:r>
-        <w:rPr>
-          <w:rFonts w:ascii="Arial" w:hAnsi="Arial"/>
-          <w:color w:val="111827"/>
-          <w:sz w:val="22"/>
-        </w:rPr>
-        <w:t>Funding criteria: learners must attend at least 75% of the course and be assessed as Competent (C) in both the Written Assessment and the Practical Performance to be eligible for course funding and certification.</w:t>
       </w:r>
     </w:p>
     <w:sectPr>

--- a/courseware/LP-CompTIA-Linux-Plus-XK0-006.docx
+++ b/courseware/LP-CompTIA-Linux-Plus-XK0-006.docx
@@ -1079,7 +1079,7 @@
                 <w:b w:val="0"/>
                 <w:sz w:val="19"/>
               </w:rPr>
-              <w:t>20–88</w:t>
+              <w:t>21–89</w:t>
             </w:r>
           </w:p>
         </w:tc>
@@ -1155,7 +1155,7 @@
                 <w:b w:val="0"/>
                 <w:sz w:val="19"/>
               </w:rPr>
-              <w:t>86–147</w:t>
+              <w:t>87–148</w:t>
             </w:r>
           </w:p>
         </w:tc>
@@ -1231,7 +1231,7 @@
                 <w:b w:val="0"/>
                 <w:sz w:val="19"/>
               </w:rPr>
-              <w:t>145–206</w:t>
+              <w:t>146–207</w:t>
             </w:r>
           </w:p>
         </w:tc>
@@ -1307,7 +1307,7 @@
                 <w:b w:val="0"/>
                 <w:sz w:val="19"/>
               </w:rPr>
-              <w:t>204–255</w:t>
+              <w:t>205–256</w:t>
             </w:r>
           </w:p>
         </w:tc>
@@ -1383,7 +1383,7 @@
                 <w:b w:val="0"/>
                 <w:sz w:val="19"/>
               </w:rPr>
-              <w:t>253–318</w:t>
+              <w:t>254–319</w:t>
             </w:r>
           </w:p>
         </w:tc>
@@ -1782,7 +1782,7 @@
                 <w:b w:val="0"/>
                 <w:sz w:val="19"/>
               </w:rPr>
-              <w:t>20–65</w:t>
+              <w:t>21–66</w:t>
             </w:r>
           </w:p>
         </w:tc>
@@ -1957,7 +1957,7 @@
                 <w:b w:val="0"/>
                 <w:sz w:val="19"/>
               </w:rPr>
-              <w:t>66–88</w:t>
+              <w:t>67–89</w:t>
             </w:r>
           </w:p>
         </w:tc>
@@ -2132,7 +2132,7 @@
                 <w:b w:val="0"/>
                 <w:sz w:val="19"/>
               </w:rPr>
-              <w:t>86–147</w:t>
+              <w:t>87–148</w:t>
             </w:r>
           </w:p>
         </w:tc>
@@ -2613,7 +2613,7 @@
                 <w:b w:val="0"/>
                 <w:sz w:val="19"/>
               </w:rPr>
-              <w:t>145–206</w:t>
+              <w:t>146–207</w:t>
             </w:r>
           </w:p>
         </w:tc>
@@ -2788,7 +2788,7 @@
                 <w:b w:val="0"/>
                 <w:sz w:val="19"/>
               </w:rPr>
-              <w:t>204–255</w:t>
+              <w:t>205–256</w:t>
             </w:r>
           </w:p>
         </w:tc>
@@ -2963,7 +2963,7 @@
                 <w:b w:val="0"/>
                 <w:sz w:val="19"/>
               </w:rPr>
-              <w:t>253–300</w:t>
+              <w:t>254–301</w:t>
             </w:r>
           </w:p>
         </w:tc>
@@ -3048,7 +3048,7 @@
                 <w:b w:val="0"/>
                 <w:sz w:val="19"/>
               </w:rPr>
-              <w:t>301–318</w:t>
+              <w:t>302–319</w:t>
             </w:r>
           </w:p>
         </w:tc>
@@ -3359,7 +3359,7 @@
         <w:pStyle w:val="Heading2"/>
       </w:pPr>
       <w:r>
-        <w:t>Domain 1 — System Management (23%)  ·  Slides 20–88</w:t>
+        <w:t>Domain 1 — System Management (23%)  ·  Slides 21–89</w:t>
       </w:r>
     </w:p>
     <w:p>
@@ -3370,7 +3370,7 @@
           <w:color w:val="C8102E"/>
           <w:sz w:val="21"/>
         </w:rPr>
-        <w:t>Lab 1 — Boot Process &amp; Filesystem Hierarchy  [Obj 1.1]  ·  Slide 23</w:t>
+        <w:t>Lab 1 — Boot Process &amp; Filesystem Hierarchy  [Obj 1.1]  ·  Slide 24</w:t>
       </w:r>
     </w:p>
     <w:p>
@@ -3392,7 +3392,7 @@
           <w:color w:val="C8102E"/>
           <w:sz w:val="21"/>
         </w:rPr>
-        <w:t>Lab 2 — Kernel Modules &amp; Device Management  [Obj 1.2]  ·  Slide 31</w:t>
+        <w:t>Lab 2 — Kernel Modules &amp; Device Management  [Obj 1.2]  ·  Slide 32</w:t>
       </w:r>
     </w:p>
     <w:p>
@@ -3414,7 +3414,7 @@
           <w:color w:val="C8102E"/>
           <w:sz w:val="21"/>
         </w:rPr>
-        <w:t>Lab 3 — Storage with LVM, Partitions &amp; Filesystems  [Obj 1.3]  ·  Slide 40</w:t>
+        <w:t>Lab 3 — Storage with LVM, Partitions &amp; Filesystems  [Obj 1.3]  ·  Slide 41</w:t>
       </w:r>
     </w:p>
     <w:p>
@@ -3436,7 +3436,7 @@
           <w:color w:val="C8102E"/>
           <w:sz w:val="21"/>
         </w:rPr>
-        <w:t>Lab 4 — Network Configuration  [Obj 1.4]  ·  Slide 48</w:t>
+        <w:t>Lab 4 — Network Configuration  [Obj 1.4]  ·  Slide 49</w:t>
       </w:r>
     </w:p>
     <w:p>
@@ -3458,7 +3458,7 @@
           <w:color w:val="C8102E"/>
           <w:sz w:val="21"/>
         </w:rPr>
-        <w:t>Lab 5 — Shell Operations &amp; Text Processing  [Obj 1.5]  ·  Slide 57</w:t>
+        <w:t>Lab 5 — Shell Operations &amp; Text Processing  [Obj 1.5]  ·  Slide 58</w:t>
       </w:r>
     </w:p>
     <w:p>
@@ -3480,7 +3480,7 @@
           <w:color w:val="C8102E"/>
           <w:sz w:val="21"/>
         </w:rPr>
-        <w:t>Lab 6 — Backup &amp; Restore  [Obj 1.6]  ·  Slide 66</w:t>
+        <w:t>Lab 6 — Backup &amp; Restore  [Obj 1.6]  ·  Slide 67</w:t>
       </w:r>
     </w:p>
     <w:p>
@@ -3502,7 +3502,7 @@
           <w:color w:val="C8102E"/>
           <w:sz w:val="21"/>
         </w:rPr>
-        <w:t>Lab 7 — Virtualization with QEMU/KVM &amp; libvirt  [Obj 1.7]  ·  Slide 75</w:t>
+        <w:t>Lab 7 — Virtualization with QEMU/KVM &amp; libvirt  [Obj 1.7]  ·  Slide 76</w:t>
       </w:r>
     </w:p>
     <w:p>
@@ -3521,7 +3521,7 @@
         <w:pStyle w:val="Heading2"/>
       </w:pPr>
       <w:r>
-        <w:t>Domain 2 — Services and User Management (20%)  ·  Slides 86–147</w:t>
+        <w:t>Domain 2 — Services and User Management (20%)  ·  Slides 87–148</w:t>
       </w:r>
     </w:p>
     <w:p>
@@ -3532,7 +3532,7 @@
           <w:color w:val="C8102E"/>
           <w:sz w:val="21"/>
         </w:rPr>
-        <w:t>Lab 8 — File &amp; Directory Management  [Obj 2.1]  ·  Slide 89</w:t>
+        <w:t>Lab 8 — File &amp; Directory Management  [Obj 2.1]  ·  Slide 90</w:t>
       </w:r>
     </w:p>
     <w:p>
@@ -3554,7 +3554,7 @@
           <w:color w:val="C8102E"/>
           <w:sz w:val="21"/>
         </w:rPr>
-        <w:t>Lab 9 — Local Account &amp; Group Management  [Obj 2.2]  ·  Slide 98</w:t>
+        <w:t>Lab 9 — Local Account &amp; Group Management  [Obj 2.2]  ·  Slide 99</w:t>
       </w:r>
     </w:p>
     <w:p>
@@ -3576,7 +3576,7 @@
           <w:color w:val="C8102E"/>
           <w:sz w:val="21"/>
         </w:rPr>
-        <w:t>Lab 10 — Processes, Jobs &amp; Scheduling  [Obj 2.3]  ·  Slide 107</w:t>
+        <w:t>Lab 10 — Processes, Jobs &amp; Scheduling  [Obj 2.3]  ·  Slide 108</w:t>
       </w:r>
     </w:p>
     <w:p>
@@ -3598,7 +3598,7 @@
           <w:color w:val="C8102E"/>
           <w:sz w:val="21"/>
         </w:rPr>
-        <w:t>Lab 11 — Software &amp; Package Management  [Obj 2.4]  ·  Slide 116</w:t>
+        <w:t>Lab 11 — Software &amp; Package Management  [Obj 2.4]  ·  Slide 117</w:t>
       </w:r>
     </w:p>
     <w:p>
@@ -3620,7 +3620,7 @@
           <w:color w:val="C8102E"/>
           <w:sz w:val="21"/>
         </w:rPr>
-        <w:t>Lab 12 — Service Management with systemd  [Obj 2.5]  ·  Slide 125</w:t>
+        <w:t>Lab 12 — Service Management with systemd  [Obj 2.5]  ·  Slide 126</w:t>
       </w:r>
     </w:p>
     <w:p>
@@ -3642,7 +3642,7 @@
           <w:color w:val="C8102E"/>
           <w:sz w:val="21"/>
         </w:rPr>
-        <w:t>Lab 13 — Containers with Docker &amp; Podman  [Obj 2.6]  ·  Slide 134</w:t>
+        <w:t>Lab 13 — Containers with Docker &amp; Podman  [Obj 2.6]  ·  Slide 135</w:t>
       </w:r>
     </w:p>
     <w:p>
@@ -3661,7 +3661,7 @@
         <w:pStyle w:val="Heading2"/>
       </w:pPr>
       <w:r>
-        <w:t>Domain 3 — Security (18%)  ·  Slides 145–206</w:t>
+        <w:t>Domain 3 — Security (18%)  ·  Slides 146–207</w:t>
       </w:r>
     </w:p>
     <w:p>
@@ -3672,7 +3672,7 @@
           <w:color w:val="C8102E"/>
           <w:sz w:val="21"/>
         </w:rPr>
-        <w:t>Lab 14 — AAA: sudo, PAM, and Polkit  [Obj 3.1]  ·  Slide 148</w:t>
+        <w:t>Lab 14 — AAA: sudo, PAM, and Polkit  [Obj 3.1]  ·  Slide 149</w:t>
       </w:r>
     </w:p>
     <w:p>
@@ -3694,7 +3694,7 @@
           <w:color w:val="C8102E"/>
           <w:sz w:val="21"/>
         </w:rPr>
-        <w:t>Lab 15 — Firewalls: ufw, firewalld, iptables, nftables, ipset  [Obj 3.2]  ·  Slide 157</w:t>
+        <w:t>Lab 15 — Firewalls: ufw, firewalld, iptables, nftables, ipset  [Obj 3.2]  ·  Slide 158</w:t>
       </w:r>
     </w:p>
     <w:p>
@@ -3716,7 +3716,7 @@
           <w:color w:val="C8102E"/>
           <w:sz w:val="21"/>
         </w:rPr>
-        <w:t>Lab 16 — OS Hardening: Permissions, SELinux, SSH, Fail2ban  [Obj 3.3]  ·  Slide 166</w:t>
+        <w:t>Lab 16 — OS Hardening: Permissions, SELinux, SSH, Fail2ban  [Obj 3.3]  ·  Slide 167</w:t>
       </w:r>
     </w:p>
     <w:p>
@@ -3738,7 +3738,7 @@
           <w:color w:val="C8102E"/>
           <w:sz w:val="21"/>
         </w:rPr>
-        <w:t>Lab 17 — Account Hardening  [Obj 3.4]  ·  Slide 175</w:t>
+        <w:t>Lab 17 — Account Hardening  [Obj 3.4]  ·  Slide 176</w:t>
       </w:r>
     </w:p>
     <w:p>
@@ -3760,7 +3760,7 @@
           <w:color w:val="C8102E"/>
           <w:sz w:val="21"/>
         </w:rPr>
-        <w:t>Lab 18 — Cryptography: GPG, LUKS, OpenSSL, WireGuard  [Obj 3.5]  ·  Slide 184</w:t>
+        <w:t>Lab 18 — Cryptography: GPG, LUKS, OpenSSL, WireGuard  [Obj 3.5]  ·  Slide 185</w:t>
       </w:r>
     </w:p>
     <w:p>
@@ -3782,7 +3782,7 @@
           <w:color w:val="C8102E"/>
           <w:sz w:val="21"/>
         </w:rPr>
-        <w:t>Lab 19 — Compliance, Auditing, and File Integrity  [Obj 3.6]  ·  Slide 193</w:t>
+        <w:t>Lab 19 — Compliance, Auditing, and File Integrity  [Obj 3.6]  ·  Slide 194</w:t>
       </w:r>
     </w:p>
     <w:p>
@@ -3801,7 +3801,7 @@
         <w:pStyle w:val="Heading2"/>
       </w:pPr>
       <w:r>
-        <w:t>Domain 4 — Automation, Orchestration, and Scripting (17%)  ·  Slides 204–255</w:t>
+        <w:t>Domain 4 — Automation, Orchestration, and Scripting (17%)  ·  Slides 205–256</w:t>
       </w:r>
     </w:p>
     <w:p>
@@ -3812,7 +3812,7 @@
           <w:color w:val="C8102E"/>
           <w:sz w:val="21"/>
         </w:rPr>
-        <w:t>Lab 20 — Infrastructure as Code with Ansible  [Obj 4.1]  ·  Slide 207</w:t>
+        <w:t>Lab 20 — Infrastructure as Code with Ansible  [Obj 4.1]  ·  Slide 208</w:t>
       </w:r>
     </w:p>
     <w:p>
@@ -3834,7 +3834,7 @@
           <w:color w:val="C8102E"/>
           <w:sz w:val="21"/>
         </w:rPr>
-        <w:t>Lab 21 — Bash Scripting  [Obj 4.2]  ·  Slide 215</w:t>
+        <w:t>Lab 21 — Bash Scripting  [Obj 4.2]  ·  Slide 216</w:t>
       </w:r>
     </w:p>
     <w:p>
@@ -3856,7 +3856,7 @@
           <w:color w:val="C8102E"/>
           <w:sz w:val="21"/>
         </w:rPr>
-        <w:t>Lab 22 — Python for System Administration  [Obj 4.3]  ·  Slide 224</w:t>
+        <w:t>Lab 22 — Python for System Administration  [Obj 4.3]  ·  Slide 225</w:t>
       </w:r>
     </w:p>
     <w:p>
@@ -3878,7 +3878,7 @@
           <w:color w:val="C8102E"/>
           <w:sz w:val="21"/>
         </w:rPr>
-        <w:t>Lab 23 — Git Version Control  [Obj 4.4]  ·  Slide 233</w:t>
+        <w:t>Lab 23 — Git Version Control  [Obj 4.4]  ·  Slide 234</w:t>
       </w:r>
     </w:p>
     <w:p>
@@ -3900,7 +3900,7 @@
           <w:color w:val="C8102E"/>
           <w:sz w:val="21"/>
         </w:rPr>
-        <w:t>Lab 24 — Responsible AI Use for Linux Administrators  [Obj 4.5]  ·  Slide 242</w:t>
+        <w:t>Lab 24 — Responsible AI Use for Linux Administrators  [Obj 4.5]  ·  Slide 243</w:t>
       </w:r>
     </w:p>
     <w:p>
@@ -3919,7 +3919,7 @@
         <w:pStyle w:val="Heading2"/>
       </w:pPr>
       <w:r>
-        <w:t>Domain 5 — Troubleshooting (22%)  ·  Slides 253–318</w:t>
+        <w:t>Domain 5 — Troubleshooting (22%)  ·  Slides 254–319</w:t>
       </w:r>
     </w:p>
     <w:p>
@@ -3930,7 +3930,7 @@
           <w:color w:val="C8102E"/>
           <w:sz w:val="21"/>
         </w:rPr>
-        <w:t>Lab 25 — Monitoring Concepts and Tools  [Obj 5.1]  ·  Slide 256</w:t>
+        <w:t>Lab 25 — Monitoring Concepts and Tools  [Obj 5.1]  ·  Slide 257</w:t>
       </w:r>
     </w:p>
     <w:p>
@@ -3952,7 +3952,7 @@
           <w:color w:val="C8102E"/>
           <w:sz w:val="21"/>
         </w:rPr>
-        <w:t>Lab 26 — Troubleshooting Hardware, Storage, and OS Issues  [Obj 5.2]  ·  Slide 265</w:t>
+        <w:t>Lab 26 — Troubleshooting Hardware, Storage, and OS Issues  [Obj 5.2]  ·  Slide 266</w:t>
       </w:r>
     </w:p>
     <w:p>
@@ -3974,7 +3974,7 @@
           <w:color w:val="C8102E"/>
           <w:sz w:val="21"/>
         </w:rPr>
-        <w:t>Lab 27 — Troubleshooting Network Connectivity  [Obj 5.3]  ·  Slide 274</w:t>
+        <w:t>Lab 27 — Troubleshooting Network Connectivity  [Obj 5.3]  ·  Slide 275</w:t>
       </w:r>
     </w:p>
     <w:p>
@@ -3996,7 +3996,7 @@
           <w:color w:val="C8102E"/>
           <w:sz w:val="21"/>
         </w:rPr>
-        <w:t>Lab 28 — Troubleshooting Security Issues  [Obj 5.4]  ·  Slide 283</w:t>
+        <w:t>Lab 28 — Troubleshooting Security Issues  [Obj 5.4]  ·  Slide 284</w:t>
       </w:r>
     </w:p>
     <w:p>
@@ -4018,7 +4018,7 @@
           <w:color w:val="C8102E"/>
           <w:sz w:val="21"/>
         </w:rPr>
-        <w:t>Lab 29 — Troubleshooting Performance Issues  [Obj 5.5]  ·  Slide 292</w:t>
+        <w:t>Lab 29 — Troubleshooting Performance Issues  [Obj 5.5]  ·  Slide 293</w:t>
       </w:r>
     </w:p>
     <w:p>
@@ -4040,7 +4040,7 @@
           <w:color w:val="C8102E"/>
           <w:sz w:val="21"/>
         </w:rPr>
-        <w:t>Lab 30 — Capstone: End-to-End Server Build and Triage  [Obj Capstone]  ·  Slide 301</w:t>
+        <w:t>Lab 30 — Capstone: End-to-End Server Build and Triage  [Obj Capstone]  ·  Slide 302</w:t>
       </w:r>
     </w:p>
     <w:p>
